--- a/arb/docx/56.content.docx
+++ b/arb/docx/56.content.docx
@@ -147,13 +147,6 @@
         <w:rPr>
           <w:lang w:val="ar_AE" w:bidi="ar_AE"/>
         </w:rPr>
-      </w:r>
-      <w:r>
-        <w:rPr>
-          <w:i/>
-          <w:lang w:val="ar_AE" w:bidi="ar_AE"/>
-        </w:rPr>
-        <w:t>تيطس 1: 1, تيطس 1: 2, تيطس 1: 2 (#2), تيطس 1: 3, تيطس 1: 4, تيطس 1: 6, تيطس 1: 7, تيطس 1: 7 (#2), تيطس 1: 8, تيطس 1: 9, تيطس 1: 11, تيطس 1: 11 (#2), تيطس 1: 13, تيطس 1: 14, تيطس 1: 15, تيطس 1: 16, تيطس 2: 2, تيطس 2: 3, تيطس 2: 4, تيطس 2: 7, تيطس 2: 8, تيطس 2: 9, تيطس 2: 10, تيطس 2: 11, تيطس 2: 12, تيطس 2: 13, تيطس 2: 14, تيطس 3: 1, تيطس 3: 3, تيطس 3: 5, تيطس 3: 5 (#2), تيطس 3: 7, تيطس 3: 8, تيطس 3: 9, تيطس 3: 10, تيطس 3: 14</w:t>
       </w:r>
       <w:r>
         <w:rPr>

--- a/arb/docx/56.content.docx
+++ b/arb/docx/56.content.docx
@@ -132,21 +132,6 @@
           <w:lang w:val="ar_AE" w:bidi="ar_AE"/>
         </w:rPr>
         <w:t>TIT</w:t>
-      </w:r>
-      <w:r>
-        <w:rPr>
-          <w:lang w:val="ar_AE" w:bidi="ar_AE"/>
-        </w:rPr>
-      </w:r>
-    </w:p>
-    <w:p>
-      <w:pPr>
-        <w:bidi/>
-      </w:pPr>
-      <w:r>
-        <w:rPr>
-          <w:lang w:val="ar_AE" w:bidi="ar_AE"/>
-        </w:rPr>
       </w:r>
       <w:r>
         <w:rPr>

--- a/arb/docx/56.content.docx
+++ b/arb/docx/56.content.docx
@@ -22,7 +22,7 @@
         <w:rPr>
           <w:lang w:val="ar_AE" w:bidi="ar_AE"/>
         </w:rPr>
-        <w:t>Resource: أسئلة الترجمة (unfoldingWord)</w:t>
+        <w:t>Resource: unfoldingWord® Translation Questions</w:t>
       </w:r>
       <w:r>
         <w:rPr>
@@ -91,7 +91,7 @@
         <w:rPr>
           <w:lang w:val="ar_AE" w:bidi="ar_AE"/>
         </w:rPr>
-        <w:t>أسئلة الترجمة (unfoldingWord)</w:t>
+        <w:t>unfoldingWord® Translation Questions</w:t>
       </w:r>
     </w:p>
     <w:p>

--- a/arb/docx/56.content.docx
+++ b/arb/docx/56.content.docx
@@ -9,6 +9,8 @@
       </w:pPr>
       <w:r>
         <w:rPr>
+          <w:rtl/>
+          <w:cs/>
           <w:lang w:val="ar_AE" w:bidi="ar_AE"/>
         </w:rPr>
       </w:r>
@@ -20,64 +22,84 @@
       </w:pPr>
       <w:r>
         <w:rPr>
+          <w:rtl/>
+          <w:cs/>
           <w:lang w:val="ar_AE" w:bidi="ar_AE"/>
         </w:rPr>
         <w:t>Resource: unfoldingWord® Translation Questions</w:t>
       </w:r>
       <w:r>
         <w:rPr>
-          <w:lang w:val="ar_AE" w:bidi="ar_AE"/>
-        </w:rPr>
-      </w:r>
-    </w:p>
-    <w:p>
-      <w:pPr>
-        <w:bidi/>
-      </w:pPr>
-      <w:r>
-        <w:rPr>
+          <w:rtl/>
+          <w:cs/>
+          <w:lang w:val="ar_AE" w:bidi="ar_AE"/>
+        </w:rPr>
+      </w:r>
+    </w:p>
+    <w:p>
+      <w:pPr>
+        <w:bidi/>
+      </w:pPr>
+      <w:r>
+        <w:rPr>
+          <w:rtl/>
+          <w:cs/>
           <w:lang w:val="ar_AE" w:bidi="ar_AE"/>
         </w:rPr>
       </w:r>
       <w:r>
         <w:rPr>
           <w:b/>
+          <w:rtl/>
+          <w:cs/>
           <w:lang w:val="ar_AE" w:bidi="ar_AE"/>
         </w:rPr>
         <w:t>unfoldingWord® Translation Questions</w:t>
       </w:r>
       <w:r>
         <w:rPr>
+          <w:rtl/>
+          <w:cs/>
           <w:lang w:val="ar_AE" w:bidi="ar_AE"/>
         </w:rPr>
         <w:t xml:space="preserve"> © 2022 unfoldingWord. Released under CC BY-SA 4.0 license. </w:t>
       </w:r>
       <w:r>
         <w:rPr>
+          <w:rtl/>
+          <w:cs/>
           <w:lang w:val="ar_AE" w:bidi="ar_AE"/>
         </w:rPr>
         <w:t>unfoldingWord® Translation Questions</w:t>
       </w:r>
       <w:r>
         <w:rPr>
+          <w:rtl/>
+          <w:cs/>
           <w:lang w:val="ar_AE" w:bidi="ar_AE"/>
         </w:rPr>
         <w:t xml:space="preserve"> has been adapted in the following languages: Tok Pisin, Arabic (عربي), French (Français), Hindi (हिंदी), Indonesian (Bahasa Indonesia), Portuguese (Português), Russian (Русский), Spanish (Español), Swahili (Kiswahili), and Simplified Chinese (简体中文) from </w:t>
       </w:r>
       <w:r>
         <w:rPr>
+          <w:rtl/>
+          <w:cs/>
           <w:lang w:val="ar_AE" w:bidi="ar_AE"/>
         </w:rPr>
         <w:t>unfoldingWord® Translation Questions</w:t>
       </w:r>
       <w:r>
         <w:rPr>
+          <w:rtl/>
+          <w:cs/>
           <w:lang w:val="ar_AE" w:bidi="ar_AE"/>
         </w:rPr>
         <w:t xml:space="preserve"> © 2022 unfoldingWord. Released under CC BY-SA 4.0 license by Mission Mutual</w:t>
       </w:r>
       <w:r>
         <w:rPr>
+          <w:rtl/>
+          <w:cs/>
           <w:lang w:val="ar_AE" w:bidi="ar_AE"/>
         </w:rPr>
       </w:r>
@@ -89,6 +111,8 @@
       </w:pPr>
       <w:r>
         <w:rPr>
+          <w:rtl/>
+          <w:cs/>
           <w:lang w:val="ar_AE" w:bidi="ar_AE"/>
         </w:rPr>
         <w:t>unfoldingWord® Translation Questions</w:t>
@@ -118,6 +142,8 @@
       </w:pPr>
       <w:r>
         <w:rPr>
+          <w:rtl/>
+          <w:cs/>
           <w:lang w:val="ar_AE" w:bidi="ar_AE"/>
         </w:rPr>
       </w:r>
@@ -129,38 +155,50 @@
       </w:pPr>
       <w:r>
         <w:rPr>
+          <w:rtl/>
+          <w:cs/>
           <w:lang w:val="ar_AE" w:bidi="ar_AE"/>
         </w:rPr>
         <w:t>TIT</w:t>
       </w:r>
       <w:r>
         <w:rPr>
-          <w:lang w:val="ar_AE" w:bidi="ar_AE"/>
-        </w:rPr>
-      </w:r>
-    </w:p>
-    <w:p>
-      <w:pPr>
-        <w:bidi/>
-      </w:pPr>
-      <w:r>
-        <w:rPr>
-          <w:lang w:val="ar_AE" w:bidi="ar_AE"/>
-        </w:rPr>
-      </w:r>
-      <w:r>
-        <w:rPr>
+          <w:rtl/>
+          <w:cs/>
+          <w:lang w:val="ar_AE" w:bidi="ar_AE"/>
+        </w:rPr>
+      </w:r>
+    </w:p>
+    <w:p>
+      <w:pPr>
+        <w:bidi/>
+      </w:pPr>
+      <w:r>
+        <w:rPr>
+          <w:rtl/>
+          <w:cs/>
+          <w:lang w:val="ar_AE" w:bidi="ar_AE"/>
+        </w:rPr>
+      </w:r>
+      <w:r>
+        <w:rPr>
+          <w:rtl/>
+          <w:cs/>
           <w:lang w:val="ar_AE" w:bidi="ar_AE"/>
         </w:rPr>
         <w:t xml:space="preserve"> </w:t>
       </w:r>
       <w:r>
         <w:rPr>
-          <w:lang w:val="ar_AE" w:bidi="ar_AE"/>
-        </w:rPr>
-      </w:r>
-      <w:r>
-        <w:rPr>
+          <w:rtl/>
+          <w:cs/>
+          <w:lang w:val="ar_AE" w:bidi="ar_AE"/>
+        </w:rPr>
+      </w:r>
+      <w:r>
+        <w:rPr>
+          <w:rtl/>
+          <w:cs/>
           <w:lang w:val="ar_AE" w:bidi="ar_AE"/>
         </w:rPr>
       </w:r>
@@ -186,6 +224,8 @@
       </w:pPr>
       <w:r>
         <w:rPr>
+          <w:rtl/>
+          <w:cs/>
           <w:lang w:val="ar_AE" w:bidi="ar_AE"/>
         </w:rPr>
       </w:r>
@@ -197,28 +237,36 @@
       </w:pPr>
       <w:r>
         <w:rPr>
+          <w:rtl/>
+          <w:cs/>
           <w:lang w:val="ar_AE" w:bidi="ar_AE"/>
         </w:rPr>
         <w:t>تيطس 1: 1</w:t>
       </w:r>
       <w:r>
         <w:rPr>
-          <w:lang w:val="ar_AE" w:bidi="ar_AE"/>
-        </w:rPr>
-      </w:r>
-    </w:p>
-    <w:p>
-      <w:pPr>
-        <w:bidi/>
-      </w:pPr>
-      <w:r>
-        <w:rPr>
+          <w:rtl/>
+          <w:cs/>
+          <w:lang w:val="ar_AE" w:bidi="ar_AE"/>
+        </w:rPr>
+      </w:r>
+    </w:p>
+    <w:p>
+      <w:pPr>
+        <w:bidi/>
+      </w:pPr>
+      <w:r>
+        <w:rPr>
+          <w:rtl/>
+          <w:cs/>
           <w:lang w:val="ar_AE" w:bidi="ar_AE"/>
         </w:rPr>
       </w:r>
       <w:r>
         <w:rPr>
           <w:b/>
+          <w:rtl/>
+          <w:cs/>
           <w:lang w:val="ar_AE" w:bidi="ar_AE"/>
         </w:rPr>
         <w:t>ماذا كان هدف بولس في خدمته لله؟</w:t>
@@ -230,32 +278,42 @@
       </w:pPr>
       <w:r>
         <w:rPr>
-          <w:lang w:val="ar_AE" w:bidi="ar_AE"/>
-        </w:rPr>
-      </w:r>
-      <w:r>
-        <w:rPr>
+          <w:rtl/>
+          <w:cs/>
+          <w:lang w:val="ar_AE" w:bidi="ar_AE"/>
+        </w:rPr>
+      </w:r>
+      <w:r>
+        <w:rPr>
+          <w:rtl/>
+          <w:cs/>
           <w:lang w:val="ar_AE" w:bidi="ar_AE"/>
         </w:rPr>
         <w:t>كان هدفه هو ترسيخ إيمان شعب الله المختار وترسيخ معرفة الحق.</w:t>
       </w:r>
       <w:r>
         <w:rPr>
-          <w:lang w:val="ar_AE" w:bidi="ar_AE"/>
-        </w:rPr>
-      </w:r>
-      <w:r>
-        <w:rPr>
-          <w:lang w:val="ar_AE" w:bidi="ar_AE"/>
-        </w:rPr>
-      </w:r>
-    </w:p>
-    <w:p>
-      <w:pPr>
-        <w:bidi/>
-      </w:pPr>
-      <w:r>
-        <w:rPr>
+          <w:rtl/>
+          <w:cs/>
+          <w:lang w:val="ar_AE" w:bidi="ar_AE"/>
+        </w:rPr>
+      </w:r>
+      <w:r>
+        <w:rPr>
+          <w:rtl/>
+          <w:cs/>
+          <w:lang w:val="ar_AE" w:bidi="ar_AE"/>
+        </w:rPr>
+      </w:r>
+    </w:p>
+    <w:p>
+      <w:pPr>
+        <w:bidi/>
+      </w:pPr>
+      <w:r>
+        <w:rPr>
+          <w:rtl/>
+          <w:cs/>
           <w:lang w:val="ar_AE" w:bidi="ar_AE"/>
         </w:rPr>
       </w:r>
@@ -267,28 +325,36 @@
       </w:pPr>
       <w:r>
         <w:rPr>
+          <w:rtl/>
+          <w:cs/>
           <w:lang w:val="ar_AE" w:bidi="ar_AE"/>
         </w:rPr>
         <w:t>تيطس 1: 2</w:t>
       </w:r>
       <w:r>
         <w:rPr>
-          <w:lang w:val="ar_AE" w:bidi="ar_AE"/>
-        </w:rPr>
-      </w:r>
-    </w:p>
-    <w:p>
-      <w:pPr>
-        <w:bidi/>
-      </w:pPr>
-      <w:r>
-        <w:rPr>
+          <w:rtl/>
+          <w:cs/>
+          <w:lang w:val="ar_AE" w:bidi="ar_AE"/>
+        </w:rPr>
+      </w:r>
+    </w:p>
+    <w:p>
+      <w:pPr>
+        <w:bidi/>
+      </w:pPr>
+      <w:r>
+        <w:rPr>
+          <w:rtl/>
+          <w:cs/>
           <w:lang w:val="ar_AE" w:bidi="ar_AE"/>
         </w:rPr>
       </w:r>
       <w:r>
         <w:rPr>
           <w:b/>
+          <w:rtl/>
+          <w:cs/>
           <w:lang w:val="ar_AE" w:bidi="ar_AE"/>
         </w:rPr>
         <w:t>متى وعد الله شعبه المختار بالحياة الأبدية؟</w:t>
@@ -300,32 +366,42 @@
       </w:pPr>
       <w:r>
         <w:rPr>
-          <w:lang w:val="ar_AE" w:bidi="ar_AE"/>
-        </w:rPr>
-      </w:r>
-      <w:r>
-        <w:rPr>
+          <w:rtl/>
+          <w:cs/>
+          <w:lang w:val="ar_AE" w:bidi="ar_AE"/>
+        </w:rPr>
+      </w:r>
+      <w:r>
+        <w:rPr>
+          <w:rtl/>
+          <w:cs/>
           <w:lang w:val="ar_AE" w:bidi="ar_AE"/>
         </w:rPr>
         <w:t>لقد وعدهم بها قبل الأزمنة الأزلية.</w:t>
       </w:r>
       <w:r>
         <w:rPr>
-          <w:lang w:val="ar_AE" w:bidi="ar_AE"/>
-        </w:rPr>
-      </w:r>
-      <w:r>
-        <w:rPr>
-          <w:lang w:val="ar_AE" w:bidi="ar_AE"/>
-        </w:rPr>
-      </w:r>
-    </w:p>
-    <w:p>
-      <w:pPr>
-        <w:bidi/>
-      </w:pPr>
-      <w:r>
-        <w:rPr>
+          <w:rtl/>
+          <w:cs/>
+          <w:lang w:val="ar_AE" w:bidi="ar_AE"/>
+        </w:rPr>
+      </w:r>
+      <w:r>
+        <w:rPr>
+          <w:rtl/>
+          <w:cs/>
+          <w:lang w:val="ar_AE" w:bidi="ar_AE"/>
+        </w:rPr>
+      </w:r>
+    </w:p>
+    <w:p>
+      <w:pPr>
+        <w:bidi/>
+      </w:pPr>
+      <w:r>
+        <w:rPr>
+          <w:rtl/>
+          <w:cs/>
           <w:lang w:val="ar_AE" w:bidi="ar_AE"/>
         </w:rPr>
       </w:r>
@@ -337,28 +413,36 @@
       </w:pPr>
       <w:r>
         <w:rPr>
+          <w:rtl/>
+          <w:cs/>
           <w:lang w:val="ar_AE" w:bidi="ar_AE"/>
         </w:rPr>
         <w:t>تيطس 1: 2 (#2)</w:t>
       </w:r>
       <w:r>
         <w:rPr>
-          <w:lang w:val="ar_AE" w:bidi="ar_AE"/>
-        </w:rPr>
-      </w:r>
-    </w:p>
-    <w:p>
-      <w:pPr>
-        <w:bidi/>
-      </w:pPr>
-      <w:r>
-        <w:rPr>
+          <w:rtl/>
+          <w:cs/>
+          <w:lang w:val="ar_AE" w:bidi="ar_AE"/>
+        </w:rPr>
+      </w:r>
+    </w:p>
+    <w:p>
+      <w:pPr>
+        <w:bidi/>
+      </w:pPr>
+      <w:r>
+        <w:rPr>
+          <w:rtl/>
+          <w:cs/>
           <w:lang w:val="ar_AE" w:bidi="ar_AE"/>
         </w:rPr>
       </w:r>
       <w:r>
         <w:rPr>
           <w:b/>
+          <w:rtl/>
+          <w:cs/>
           <w:lang w:val="ar_AE" w:bidi="ar_AE"/>
         </w:rPr>
         <w:t>هل يكذب الله؟</w:t>
@@ -370,32 +454,42 @@
       </w:pPr>
       <w:r>
         <w:rPr>
-          <w:lang w:val="ar_AE" w:bidi="ar_AE"/>
-        </w:rPr>
-      </w:r>
-      <w:r>
-        <w:rPr>
+          <w:rtl/>
+          <w:cs/>
+          <w:lang w:val="ar_AE" w:bidi="ar_AE"/>
+        </w:rPr>
+      </w:r>
+      <w:r>
+        <w:rPr>
+          <w:rtl/>
+          <w:cs/>
           <w:lang w:val="ar_AE" w:bidi="ar_AE"/>
         </w:rPr>
         <w:t>لا.</w:t>
       </w:r>
       <w:r>
         <w:rPr>
-          <w:lang w:val="ar_AE" w:bidi="ar_AE"/>
-        </w:rPr>
-      </w:r>
-      <w:r>
-        <w:rPr>
-          <w:lang w:val="ar_AE" w:bidi="ar_AE"/>
-        </w:rPr>
-      </w:r>
-    </w:p>
-    <w:p>
-      <w:pPr>
-        <w:bidi/>
-      </w:pPr>
-      <w:r>
-        <w:rPr>
+          <w:rtl/>
+          <w:cs/>
+          <w:lang w:val="ar_AE" w:bidi="ar_AE"/>
+        </w:rPr>
+      </w:r>
+      <w:r>
+        <w:rPr>
+          <w:rtl/>
+          <w:cs/>
+          <w:lang w:val="ar_AE" w:bidi="ar_AE"/>
+        </w:rPr>
+      </w:r>
+    </w:p>
+    <w:p>
+      <w:pPr>
+        <w:bidi/>
+      </w:pPr>
+      <w:r>
+        <w:rPr>
+          <w:rtl/>
+          <w:cs/>
           <w:lang w:val="ar_AE" w:bidi="ar_AE"/>
         </w:rPr>
       </w:r>
@@ -407,28 +501,36 @@
       </w:pPr>
       <w:r>
         <w:rPr>
+          <w:rtl/>
+          <w:cs/>
           <w:lang w:val="ar_AE" w:bidi="ar_AE"/>
         </w:rPr>
         <w:t>تيطس 1: 3</w:t>
       </w:r>
       <w:r>
         <w:rPr>
-          <w:lang w:val="ar_AE" w:bidi="ar_AE"/>
-        </w:rPr>
-      </w:r>
-    </w:p>
-    <w:p>
-      <w:pPr>
-        <w:bidi/>
-      </w:pPr>
-      <w:r>
-        <w:rPr>
+          <w:rtl/>
+          <w:cs/>
+          <w:lang w:val="ar_AE" w:bidi="ar_AE"/>
+        </w:rPr>
+      </w:r>
+    </w:p>
+    <w:p>
+      <w:pPr>
+        <w:bidi/>
+      </w:pPr>
+      <w:r>
+        <w:rPr>
+          <w:rtl/>
+          <w:cs/>
           <w:lang w:val="ar_AE" w:bidi="ar_AE"/>
         </w:rPr>
       </w:r>
       <w:r>
         <w:rPr>
           <w:b/>
+          <w:rtl/>
+          <w:cs/>
           <w:lang w:val="ar_AE" w:bidi="ar_AE"/>
         </w:rPr>
         <w:t>لمن عهد الله بكرازته في الوقت المناسب؟</w:t>
@@ -440,32 +542,42 @@
       </w:pPr>
       <w:r>
         <w:rPr>
-          <w:lang w:val="ar_AE" w:bidi="ar_AE"/>
-        </w:rPr>
-      </w:r>
-      <w:r>
-        <w:rPr>
+          <w:rtl/>
+          <w:cs/>
+          <w:lang w:val="ar_AE" w:bidi="ar_AE"/>
+        </w:rPr>
+      </w:r>
+      <w:r>
+        <w:rPr>
+          <w:rtl/>
+          <w:cs/>
           <w:lang w:val="ar_AE" w:bidi="ar_AE"/>
         </w:rPr>
         <w:t>لقد عهد بها الله إلى الرسول بولس.</w:t>
       </w:r>
       <w:r>
         <w:rPr>
-          <w:lang w:val="ar_AE" w:bidi="ar_AE"/>
-        </w:rPr>
-      </w:r>
-      <w:r>
-        <w:rPr>
-          <w:lang w:val="ar_AE" w:bidi="ar_AE"/>
-        </w:rPr>
-      </w:r>
-    </w:p>
-    <w:p>
-      <w:pPr>
-        <w:bidi/>
-      </w:pPr>
-      <w:r>
-        <w:rPr>
+          <w:rtl/>
+          <w:cs/>
+          <w:lang w:val="ar_AE" w:bidi="ar_AE"/>
+        </w:rPr>
+      </w:r>
+      <w:r>
+        <w:rPr>
+          <w:rtl/>
+          <w:cs/>
+          <w:lang w:val="ar_AE" w:bidi="ar_AE"/>
+        </w:rPr>
+      </w:r>
+    </w:p>
+    <w:p>
+      <w:pPr>
+        <w:bidi/>
+      </w:pPr>
+      <w:r>
+        <w:rPr>
+          <w:rtl/>
+          <w:cs/>
           <w:lang w:val="ar_AE" w:bidi="ar_AE"/>
         </w:rPr>
       </w:r>
@@ -477,28 +589,36 @@
       </w:pPr>
       <w:r>
         <w:rPr>
+          <w:rtl/>
+          <w:cs/>
           <w:lang w:val="ar_AE" w:bidi="ar_AE"/>
         </w:rPr>
         <w:t>تيطس 1: 4</w:t>
       </w:r>
       <w:r>
         <w:rPr>
-          <w:lang w:val="ar_AE" w:bidi="ar_AE"/>
-        </w:rPr>
-      </w:r>
-    </w:p>
-    <w:p>
-      <w:pPr>
-        <w:bidi/>
-      </w:pPr>
-      <w:r>
-        <w:rPr>
+          <w:rtl/>
+          <w:cs/>
+          <w:lang w:val="ar_AE" w:bidi="ar_AE"/>
+        </w:rPr>
+      </w:r>
+    </w:p>
+    <w:p>
+      <w:pPr>
+        <w:bidi/>
+      </w:pPr>
+      <w:r>
+        <w:rPr>
+          <w:rtl/>
+          <w:cs/>
           <w:lang w:val="ar_AE" w:bidi="ar_AE"/>
         </w:rPr>
       </w:r>
       <w:r>
         <w:rPr>
           <w:b/>
+          <w:rtl/>
+          <w:cs/>
           <w:lang w:val="ar_AE" w:bidi="ar_AE"/>
         </w:rPr>
         <w:t>ما هي العلاقة بين تيطس وبولس؟</w:t>
@@ -510,32 +630,42 @@
       </w:pPr>
       <w:r>
         <w:rPr>
-          <w:lang w:val="ar_AE" w:bidi="ar_AE"/>
-        </w:rPr>
-      </w:r>
-      <w:r>
-        <w:rPr>
+          <w:rtl/>
+          <w:cs/>
+          <w:lang w:val="ar_AE" w:bidi="ar_AE"/>
+        </w:rPr>
+      </w:r>
+      <w:r>
+        <w:rPr>
+          <w:rtl/>
+          <w:cs/>
           <w:lang w:val="ar_AE" w:bidi="ar_AE"/>
         </w:rPr>
         <w:t>كان تيطس مثل الابن الحقيقي (الصريح) لبولس حسب إيمانهما المشترك.</w:t>
       </w:r>
       <w:r>
         <w:rPr>
-          <w:lang w:val="ar_AE" w:bidi="ar_AE"/>
-        </w:rPr>
-      </w:r>
-      <w:r>
-        <w:rPr>
-          <w:lang w:val="ar_AE" w:bidi="ar_AE"/>
-        </w:rPr>
-      </w:r>
-    </w:p>
-    <w:p>
-      <w:pPr>
-        <w:bidi/>
-      </w:pPr>
-      <w:r>
-        <w:rPr>
+          <w:rtl/>
+          <w:cs/>
+          <w:lang w:val="ar_AE" w:bidi="ar_AE"/>
+        </w:rPr>
+      </w:r>
+      <w:r>
+        <w:rPr>
+          <w:rtl/>
+          <w:cs/>
+          <w:lang w:val="ar_AE" w:bidi="ar_AE"/>
+        </w:rPr>
+      </w:r>
+    </w:p>
+    <w:p>
+      <w:pPr>
+        <w:bidi/>
+      </w:pPr>
+      <w:r>
+        <w:rPr>
+          <w:rtl/>
+          <w:cs/>
           <w:lang w:val="ar_AE" w:bidi="ar_AE"/>
         </w:rPr>
       </w:r>
@@ -547,28 +677,36 @@
       </w:pPr>
       <w:r>
         <w:rPr>
+          <w:rtl/>
+          <w:cs/>
           <w:lang w:val="ar_AE" w:bidi="ar_AE"/>
         </w:rPr>
         <w:t>تيطس 1: 6</w:t>
       </w:r>
       <w:r>
         <w:rPr>
-          <w:lang w:val="ar_AE" w:bidi="ar_AE"/>
-        </w:rPr>
-      </w:r>
-    </w:p>
-    <w:p>
-      <w:pPr>
-        <w:bidi/>
-      </w:pPr>
-      <w:r>
-        <w:rPr>
+          <w:rtl/>
+          <w:cs/>
+          <w:lang w:val="ar_AE" w:bidi="ar_AE"/>
+        </w:rPr>
+      </w:r>
+    </w:p>
+    <w:p>
+      <w:pPr>
+        <w:bidi/>
+      </w:pPr>
+      <w:r>
+        <w:rPr>
+          <w:rtl/>
+          <w:cs/>
           <w:lang w:val="ar_AE" w:bidi="ar_AE"/>
         </w:rPr>
       </w:r>
       <w:r>
         <w:rPr>
           <w:b/>
+          <w:rtl/>
+          <w:cs/>
           <w:lang w:val="ar_AE" w:bidi="ar_AE"/>
         </w:rPr>
         <w:t>كيف يجب أن تكون زوجة وأبناء الأسقف؟</w:t>
@@ -580,32 +718,42 @@
       </w:pPr>
       <w:r>
         <w:rPr>
-          <w:lang w:val="ar_AE" w:bidi="ar_AE"/>
-        </w:rPr>
-      </w:r>
-      <w:r>
-        <w:rPr>
+          <w:rtl/>
+          <w:cs/>
+          <w:lang w:val="ar_AE" w:bidi="ar_AE"/>
+        </w:rPr>
+      </w:r>
+      <w:r>
+        <w:rPr>
+          <w:rtl/>
+          <w:cs/>
           <w:lang w:val="ar_AE" w:bidi="ar_AE"/>
         </w:rPr>
         <w:t>يجب أن يكون زوجًا لامرأة واحدة ولديه أطفال مؤمنون ليسوا في شكاية الخلاعة ولا متمردين.</w:t>
       </w:r>
       <w:r>
         <w:rPr>
-          <w:lang w:val="ar_AE" w:bidi="ar_AE"/>
-        </w:rPr>
-      </w:r>
-      <w:r>
-        <w:rPr>
-          <w:lang w:val="ar_AE" w:bidi="ar_AE"/>
-        </w:rPr>
-      </w:r>
-    </w:p>
-    <w:p>
-      <w:pPr>
-        <w:bidi/>
-      </w:pPr>
-      <w:r>
-        <w:rPr>
+          <w:rtl/>
+          <w:cs/>
+          <w:lang w:val="ar_AE" w:bidi="ar_AE"/>
+        </w:rPr>
+      </w:r>
+      <w:r>
+        <w:rPr>
+          <w:rtl/>
+          <w:cs/>
+          <w:lang w:val="ar_AE" w:bidi="ar_AE"/>
+        </w:rPr>
+      </w:r>
+    </w:p>
+    <w:p>
+      <w:pPr>
+        <w:bidi/>
+      </w:pPr>
+      <w:r>
+        <w:rPr>
+          <w:rtl/>
+          <w:cs/>
           <w:lang w:val="ar_AE" w:bidi="ar_AE"/>
         </w:rPr>
       </w:r>
@@ -617,28 +765,36 @@
       </w:pPr>
       <w:r>
         <w:rPr>
+          <w:rtl/>
+          <w:cs/>
           <w:lang w:val="ar_AE" w:bidi="ar_AE"/>
         </w:rPr>
         <w:t>تيطس 1: 7</w:t>
       </w:r>
       <w:r>
         <w:rPr>
-          <w:lang w:val="ar_AE" w:bidi="ar_AE"/>
-        </w:rPr>
-      </w:r>
-    </w:p>
-    <w:p>
-      <w:pPr>
-        <w:bidi/>
-      </w:pPr>
-      <w:r>
-        <w:rPr>
+          <w:rtl/>
+          <w:cs/>
+          <w:lang w:val="ar_AE" w:bidi="ar_AE"/>
+        </w:rPr>
+      </w:r>
+    </w:p>
+    <w:p>
+      <w:pPr>
+        <w:bidi/>
+      </w:pPr>
+      <w:r>
+        <w:rPr>
+          <w:rtl/>
+          <w:cs/>
           <w:lang w:val="ar_AE" w:bidi="ar_AE"/>
         </w:rPr>
       </w:r>
       <w:r>
         <w:rPr>
           <w:b/>
+          <w:rtl/>
+          <w:cs/>
           <w:lang w:val="ar_AE" w:bidi="ar_AE"/>
         </w:rPr>
         <w:t>ما هي بعض الصفات التي يجب أن يتجنبها الأسقف ليكون بلا لوم؟</w:t>
@@ -650,32 +806,42 @@
       </w:pPr>
       <w:r>
         <w:rPr>
-          <w:lang w:val="ar_AE" w:bidi="ar_AE"/>
-        </w:rPr>
-      </w:r>
-      <w:r>
-        <w:rPr>
+          <w:rtl/>
+          <w:cs/>
+          <w:lang w:val="ar_AE" w:bidi="ar_AE"/>
+        </w:rPr>
+      </w:r>
+      <w:r>
+        <w:rPr>
+          <w:rtl/>
+          <w:cs/>
           <w:lang w:val="ar_AE" w:bidi="ar_AE"/>
         </w:rPr>
         <w:t>يجب أن يكون بلا لوم، غير معجب بنفسه، ولا غضوب، ولا مدمن الخمر، ولا ضرَّاب، ولا طامع في الربح القبيح.</w:t>
       </w:r>
       <w:r>
         <w:rPr>
-          <w:lang w:val="ar_AE" w:bidi="ar_AE"/>
-        </w:rPr>
-      </w:r>
-      <w:r>
-        <w:rPr>
-          <w:lang w:val="ar_AE" w:bidi="ar_AE"/>
-        </w:rPr>
-      </w:r>
-    </w:p>
-    <w:p>
-      <w:pPr>
-        <w:bidi/>
-      </w:pPr>
-      <w:r>
-        <w:rPr>
+          <w:rtl/>
+          <w:cs/>
+          <w:lang w:val="ar_AE" w:bidi="ar_AE"/>
+        </w:rPr>
+      </w:r>
+      <w:r>
+        <w:rPr>
+          <w:rtl/>
+          <w:cs/>
+          <w:lang w:val="ar_AE" w:bidi="ar_AE"/>
+        </w:rPr>
+      </w:r>
+    </w:p>
+    <w:p>
+      <w:pPr>
+        <w:bidi/>
+      </w:pPr>
+      <w:r>
+        <w:rPr>
+          <w:rtl/>
+          <w:cs/>
           <w:lang w:val="ar_AE" w:bidi="ar_AE"/>
         </w:rPr>
       </w:r>
@@ -687,28 +853,36 @@
       </w:pPr>
       <w:r>
         <w:rPr>
+          <w:rtl/>
+          <w:cs/>
           <w:lang w:val="ar_AE" w:bidi="ar_AE"/>
         </w:rPr>
         <w:t>تيطس 1: 7 (#2)</w:t>
       </w:r>
       <w:r>
         <w:rPr>
-          <w:lang w:val="ar_AE" w:bidi="ar_AE"/>
-        </w:rPr>
-      </w:r>
-    </w:p>
-    <w:p>
-      <w:pPr>
-        <w:bidi/>
-      </w:pPr>
-      <w:r>
-        <w:rPr>
+          <w:rtl/>
+          <w:cs/>
+          <w:lang w:val="ar_AE" w:bidi="ar_AE"/>
+        </w:rPr>
+      </w:r>
+    </w:p>
+    <w:p>
+      <w:pPr>
+        <w:bidi/>
+      </w:pPr>
+      <w:r>
+        <w:rPr>
+          <w:rtl/>
+          <w:cs/>
           <w:lang w:val="ar_AE" w:bidi="ar_AE"/>
         </w:rPr>
       </w:r>
       <w:r>
         <w:rPr>
           <w:b/>
+          <w:rtl/>
+          <w:cs/>
           <w:lang w:val="ar_AE" w:bidi="ar_AE"/>
         </w:rPr>
         <w:t>ما المنصب والمسؤولية التي يتحملها الوكيل (الأسقف) في بيت الله؟</w:t>
@@ -720,32 +894,42 @@
       </w:pPr>
       <w:r>
         <w:rPr>
-          <w:lang w:val="ar_AE" w:bidi="ar_AE"/>
-        </w:rPr>
-      </w:r>
-      <w:r>
-        <w:rPr>
+          <w:rtl/>
+          <w:cs/>
+          <w:lang w:val="ar_AE" w:bidi="ar_AE"/>
+        </w:rPr>
+      </w:r>
+      <w:r>
+        <w:rPr>
+          <w:rtl/>
+          <w:cs/>
           <w:lang w:val="ar_AE" w:bidi="ar_AE"/>
         </w:rPr>
         <w:t>إنه مثل مدبر أو مسؤول عن بيت الله.</w:t>
       </w:r>
       <w:r>
         <w:rPr>
-          <w:lang w:val="ar_AE" w:bidi="ar_AE"/>
-        </w:rPr>
-      </w:r>
-      <w:r>
-        <w:rPr>
-          <w:lang w:val="ar_AE" w:bidi="ar_AE"/>
-        </w:rPr>
-      </w:r>
-    </w:p>
-    <w:p>
-      <w:pPr>
-        <w:bidi/>
-      </w:pPr>
-      <w:r>
-        <w:rPr>
+          <w:rtl/>
+          <w:cs/>
+          <w:lang w:val="ar_AE" w:bidi="ar_AE"/>
+        </w:rPr>
+      </w:r>
+      <w:r>
+        <w:rPr>
+          <w:rtl/>
+          <w:cs/>
+          <w:lang w:val="ar_AE" w:bidi="ar_AE"/>
+        </w:rPr>
+      </w:r>
+    </w:p>
+    <w:p>
+      <w:pPr>
+        <w:bidi/>
+      </w:pPr>
+      <w:r>
+        <w:rPr>
+          <w:rtl/>
+          <w:cs/>
           <w:lang w:val="ar_AE" w:bidi="ar_AE"/>
         </w:rPr>
       </w:r>
@@ -757,28 +941,36 @@
       </w:pPr>
       <w:r>
         <w:rPr>
+          <w:rtl/>
+          <w:cs/>
           <w:lang w:val="ar_AE" w:bidi="ar_AE"/>
         </w:rPr>
         <w:t>تيطس 1: 8</w:t>
       </w:r>
       <w:r>
         <w:rPr>
-          <w:lang w:val="ar_AE" w:bidi="ar_AE"/>
-        </w:rPr>
-      </w:r>
-    </w:p>
-    <w:p>
-      <w:pPr>
-        <w:bidi/>
-      </w:pPr>
-      <w:r>
-        <w:rPr>
+          <w:rtl/>
+          <w:cs/>
+          <w:lang w:val="ar_AE" w:bidi="ar_AE"/>
+        </w:rPr>
+      </w:r>
+    </w:p>
+    <w:p>
+      <w:pPr>
+        <w:bidi/>
+      </w:pPr>
+      <w:r>
+        <w:rPr>
+          <w:rtl/>
+          <w:cs/>
           <w:lang w:val="ar_AE" w:bidi="ar_AE"/>
         </w:rPr>
       </w:r>
       <w:r>
         <w:rPr>
           <w:b/>
+          <w:rtl/>
+          <w:cs/>
           <w:lang w:val="ar_AE" w:bidi="ar_AE"/>
         </w:rPr>
         <w:t>ما هي الصفات الجيدة التي يجب أن يتمتع بها الأسقف؟</w:t>
@@ -790,11 +982,15 @@
       </w:pPr>
       <w:r>
         <w:rPr>
-          <w:lang w:val="ar_AE" w:bidi="ar_AE"/>
-        </w:rPr>
-      </w:r>
-      <w:r>
-        <w:rPr>
+          <w:rtl/>
+          <w:cs/>
+          <w:lang w:val="ar_AE" w:bidi="ar_AE"/>
+        </w:rPr>
+      </w:r>
+      <w:r>
+        <w:rPr>
+          <w:rtl/>
+          <w:cs/>
           <w:lang w:val="ar_AE" w:bidi="ar_AE"/>
         </w:rPr>
         <w:t>يجب أن يكون الأسقف مُضيفًا للغرباء، مُحبًا للخير، متعقلًا، بارًا، ورعًا، وضابطًا لنفسه.</w:t>
@@ -806,26 +1002,34 @@
       </w:pPr>
       <w:r>
         <w:rPr>
-          <w:lang w:val="ar_AE" w:bidi="ar_AE"/>
-        </w:rPr>
-      </w:r>
-      <w:r>
-        <w:rPr>
-          <w:lang w:val="ar_AE" w:bidi="ar_AE"/>
-        </w:rPr>
-      </w:r>
-      <w:r>
-        <w:rPr>
-          <w:lang w:val="ar_AE" w:bidi="ar_AE"/>
-        </w:rPr>
-      </w:r>
-    </w:p>
-    <w:p>
-      <w:pPr>
-        <w:bidi/>
-      </w:pPr>
-      <w:r>
-        <w:rPr>
+          <w:rtl/>
+          <w:cs/>
+          <w:lang w:val="ar_AE" w:bidi="ar_AE"/>
+        </w:rPr>
+      </w:r>
+      <w:r>
+        <w:rPr>
+          <w:rtl/>
+          <w:cs/>
+          <w:lang w:val="ar_AE" w:bidi="ar_AE"/>
+        </w:rPr>
+      </w:r>
+      <w:r>
+        <w:rPr>
+          <w:rtl/>
+          <w:cs/>
+          <w:lang w:val="ar_AE" w:bidi="ar_AE"/>
+        </w:rPr>
+      </w:r>
+    </w:p>
+    <w:p>
+      <w:pPr>
+        <w:bidi/>
+      </w:pPr>
+      <w:r>
+        <w:rPr>
+          <w:rtl/>
+          <w:cs/>
           <w:lang w:val="ar_AE" w:bidi="ar_AE"/>
         </w:rPr>
       </w:r>
@@ -837,28 +1041,36 @@
       </w:pPr>
       <w:r>
         <w:rPr>
+          <w:rtl/>
+          <w:cs/>
           <w:lang w:val="ar_AE" w:bidi="ar_AE"/>
         </w:rPr>
         <w:t>تيطس 1: 9</w:t>
       </w:r>
       <w:r>
         <w:rPr>
-          <w:lang w:val="ar_AE" w:bidi="ar_AE"/>
-        </w:rPr>
-      </w:r>
-    </w:p>
-    <w:p>
-      <w:pPr>
-        <w:bidi/>
-      </w:pPr>
-      <w:r>
-        <w:rPr>
+          <w:rtl/>
+          <w:cs/>
+          <w:lang w:val="ar_AE" w:bidi="ar_AE"/>
+        </w:rPr>
+      </w:r>
+    </w:p>
+    <w:p>
+      <w:pPr>
+        <w:bidi/>
+      </w:pPr>
+      <w:r>
+        <w:rPr>
+          <w:rtl/>
+          <w:cs/>
           <w:lang w:val="ar_AE" w:bidi="ar_AE"/>
         </w:rPr>
       </w:r>
       <w:r>
         <w:rPr>
           <w:b/>
+          <w:rtl/>
+          <w:cs/>
           <w:lang w:val="ar_AE" w:bidi="ar_AE"/>
         </w:rPr>
         <w:t>ما موقف الأسقف تجاه الرسالة التي تَعَلَّمها؟</w:t>
@@ -870,32 +1082,42 @@
       </w:pPr>
       <w:r>
         <w:rPr>
-          <w:lang w:val="ar_AE" w:bidi="ar_AE"/>
-        </w:rPr>
-      </w:r>
-      <w:r>
-        <w:rPr>
+          <w:rtl/>
+          <w:cs/>
+          <w:lang w:val="ar_AE" w:bidi="ar_AE"/>
+        </w:rPr>
+      </w:r>
+      <w:r>
+        <w:rPr>
+          <w:rtl/>
+          <w:cs/>
           <w:lang w:val="ar_AE" w:bidi="ar_AE"/>
         </w:rPr>
         <w:t>يجب أن يكون ملازمًا للكلمة الصادقة، وبذلك يكون قادرًا على أن يعظ الآخرين ويوبخ المناقضين.</w:t>
       </w:r>
       <w:r>
         <w:rPr>
-          <w:lang w:val="ar_AE" w:bidi="ar_AE"/>
-        </w:rPr>
-      </w:r>
-      <w:r>
-        <w:rPr>
-          <w:lang w:val="ar_AE" w:bidi="ar_AE"/>
-        </w:rPr>
-      </w:r>
-    </w:p>
-    <w:p>
-      <w:pPr>
-        <w:bidi/>
-      </w:pPr>
-      <w:r>
-        <w:rPr>
+          <w:rtl/>
+          <w:cs/>
+          <w:lang w:val="ar_AE" w:bidi="ar_AE"/>
+        </w:rPr>
+      </w:r>
+      <w:r>
+        <w:rPr>
+          <w:rtl/>
+          <w:cs/>
+          <w:lang w:val="ar_AE" w:bidi="ar_AE"/>
+        </w:rPr>
+      </w:r>
+    </w:p>
+    <w:p>
+      <w:pPr>
+        <w:bidi/>
+      </w:pPr>
+      <w:r>
+        <w:rPr>
+          <w:rtl/>
+          <w:cs/>
           <w:lang w:val="ar_AE" w:bidi="ar_AE"/>
         </w:rPr>
       </w:r>
@@ -907,28 +1129,36 @@
       </w:pPr>
       <w:r>
         <w:rPr>
+          <w:rtl/>
+          <w:cs/>
           <w:lang w:val="ar_AE" w:bidi="ar_AE"/>
         </w:rPr>
         <w:t>تيطس 1: 11</w:t>
       </w:r>
       <w:r>
         <w:rPr>
-          <w:lang w:val="ar_AE" w:bidi="ar_AE"/>
-        </w:rPr>
-      </w:r>
-    </w:p>
-    <w:p>
-      <w:pPr>
-        <w:bidi/>
-      </w:pPr>
-      <w:r>
-        <w:rPr>
+          <w:rtl/>
+          <w:cs/>
+          <w:lang w:val="ar_AE" w:bidi="ar_AE"/>
+        </w:rPr>
+      </w:r>
+    </w:p>
+    <w:p>
+      <w:pPr>
+        <w:bidi/>
+      </w:pPr>
+      <w:r>
+        <w:rPr>
+          <w:rtl/>
+          <w:cs/>
           <w:lang w:val="ar_AE" w:bidi="ar_AE"/>
         </w:rPr>
       </w:r>
       <w:r>
         <w:rPr>
           <w:b/>
+          <w:rtl/>
+          <w:cs/>
           <w:lang w:val="ar_AE" w:bidi="ar_AE"/>
         </w:rPr>
         <w:t>ماذا كان يفعل المعلمون الكذبة بتعليمهم؟</w:t>
@@ -940,32 +1170,42 @@
       </w:pPr>
       <w:r>
         <w:rPr>
-          <w:lang w:val="ar_AE" w:bidi="ar_AE"/>
-        </w:rPr>
-      </w:r>
-      <w:r>
-        <w:rPr>
+          <w:rtl/>
+          <w:cs/>
+          <w:lang w:val="ar_AE" w:bidi="ar_AE"/>
+        </w:rPr>
+      </w:r>
+      <w:r>
+        <w:rPr>
+          <w:rtl/>
+          <w:cs/>
           <w:lang w:val="ar_AE" w:bidi="ar_AE"/>
         </w:rPr>
         <w:t>كانوا يزعجون أسرًا بِرُمَّتها (يقلبون بيوتًا بجملتها).</w:t>
       </w:r>
       <w:r>
         <w:rPr>
-          <w:lang w:val="ar_AE" w:bidi="ar_AE"/>
-        </w:rPr>
-      </w:r>
-      <w:r>
-        <w:rPr>
-          <w:lang w:val="ar_AE" w:bidi="ar_AE"/>
-        </w:rPr>
-      </w:r>
-    </w:p>
-    <w:p>
-      <w:pPr>
-        <w:bidi/>
-      </w:pPr>
-      <w:r>
-        <w:rPr>
+          <w:rtl/>
+          <w:cs/>
+          <w:lang w:val="ar_AE" w:bidi="ar_AE"/>
+        </w:rPr>
+      </w:r>
+      <w:r>
+        <w:rPr>
+          <w:rtl/>
+          <w:cs/>
+          <w:lang w:val="ar_AE" w:bidi="ar_AE"/>
+        </w:rPr>
+      </w:r>
+    </w:p>
+    <w:p>
+      <w:pPr>
+        <w:bidi/>
+      </w:pPr>
+      <w:r>
+        <w:rPr>
+          <w:rtl/>
+          <w:cs/>
           <w:lang w:val="ar_AE" w:bidi="ar_AE"/>
         </w:rPr>
       </w:r>
@@ -977,28 +1217,36 @@
       </w:pPr>
       <w:r>
         <w:rPr>
+          <w:rtl/>
+          <w:cs/>
           <w:lang w:val="ar_AE" w:bidi="ar_AE"/>
         </w:rPr>
         <w:t>تيطس 1: 11 (#2)</w:t>
       </w:r>
       <w:r>
         <w:rPr>
-          <w:lang w:val="ar_AE" w:bidi="ar_AE"/>
-        </w:rPr>
-      </w:r>
-    </w:p>
-    <w:p>
-      <w:pPr>
-        <w:bidi/>
-      </w:pPr>
-      <w:r>
-        <w:rPr>
+          <w:rtl/>
+          <w:cs/>
+          <w:lang w:val="ar_AE" w:bidi="ar_AE"/>
+        </w:rPr>
+      </w:r>
+    </w:p>
+    <w:p>
+      <w:pPr>
+        <w:bidi/>
+      </w:pPr>
+      <w:r>
+        <w:rPr>
+          <w:rtl/>
+          <w:cs/>
           <w:lang w:val="ar_AE" w:bidi="ar_AE"/>
         </w:rPr>
       </w:r>
       <w:r>
         <w:rPr>
           <w:b/>
+          <w:rtl/>
+          <w:cs/>
           <w:lang w:val="ar_AE" w:bidi="ar_AE"/>
         </w:rPr>
         <w:t>ماذا أراد المعلمون الكذبة؟</w:t>
@@ -1010,32 +1258,42 @@
       </w:pPr>
       <w:r>
         <w:rPr>
-          <w:lang w:val="ar_AE" w:bidi="ar_AE"/>
-        </w:rPr>
-      </w:r>
-      <w:r>
-        <w:rPr>
+          <w:rtl/>
+          <w:cs/>
+          <w:lang w:val="ar_AE" w:bidi="ar_AE"/>
+        </w:rPr>
+      </w:r>
+      <w:r>
+        <w:rPr>
+          <w:rtl/>
+          <w:cs/>
           <w:lang w:val="ar_AE" w:bidi="ar_AE"/>
         </w:rPr>
         <w:t>لقد أرادوا الربح القبيح.</w:t>
       </w:r>
       <w:r>
         <w:rPr>
-          <w:lang w:val="ar_AE" w:bidi="ar_AE"/>
-        </w:rPr>
-      </w:r>
-      <w:r>
-        <w:rPr>
-          <w:lang w:val="ar_AE" w:bidi="ar_AE"/>
-        </w:rPr>
-      </w:r>
-    </w:p>
-    <w:p>
-      <w:pPr>
-        <w:bidi/>
-      </w:pPr>
-      <w:r>
-        <w:rPr>
+          <w:rtl/>
+          <w:cs/>
+          <w:lang w:val="ar_AE" w:bidi="ar_AE"/>
+        </w:rPr>
+      </w:r>
+      <w:r>
+        <w:rPr>
+          <w:rtl/>
+          <w:cs/>
+          <w:lang w:val="ar_AE" w:bidi="ar_AE"/>
+        </w:rPr>
+      </w:r>
+    </w:p>
+    <w:p>
+      <w:pPr>
+        <w:bidi/>
+      </w:pPr>
+      <w:r>
+        <w:rPr>
+          <w:rtl/>
+          <w:cs/>
           <w:lang w:val="ar_AE" w:bidi="ar_AE"/>
         </w:rPr>
       </w:r>
@@ -1047,28 +1305,36 @@
       </w:pPr>
       <w:r>
         <w:rPr>
+          <w:rtl/>
+          <w:cs/>
           <w:lang w:val="ar_AE" w:bidi="ar_AE"/>
         </w:rPr>
         <w:t>تيطس 1: 13</w:t>
       </w:r>
       <w:r>
         <w:rPr>
-          <w:lang w:val="ar_AE" w:bidi="ar_AE"/>
-        </w:rPr>
-      </w:r>
-    </w:p>
-    <w:p>
-      <w:pPr>
-        <w:bidi/>
-      </w:pPr>
-      <w:r>
-        <w:rPr>
+          <w:rtl/>
+          <w:cs/>
+          <w:lang w:val="ar_AE" w:bidi="ar_AE"/>
+        </w:rPr>
+      </w:r>
+    </w:p>
+    <w:p>
+      <w:pPr>
+        <w:bidi/>
+      </w:pPr>
+      <w:r>
+        <w:rPr>
+          <w:rtl/>
+          <w:cs/>
           <w:lang w:val="ar_AE" w:bidi="ar_AE"/>
         </w:rPr>
       </w:r>
       <w:r>
         <w:rPr>
           <w:b/>
+          <w:rtl/>
+          <w:cs/>
           <w:lang w:val="ar_AE" w:bidi="ar_AE"/>
         </w:rPr>
         <w:t>كيف يجب أن يعامل الشيخ هؤلاء المعلمين الكذبة الذين يُضرون بالكنيسة؟</w:t>
@@ -1080,32 +1346,42 @@
       </w:pPr>
       <w:r>
         <w:rPr>
-          <w:lang w:val="ar_AE" w:bidi="ar_AE"/>
-        </w:rPr>
-      </w:r>
-      <w:r>
-        <w:rPr>
+          <w:rtl/>
+          <w:cs/>
+          <w:lang w:val="ar_AE" w:bidi="ar_AE"/>
+        </w:rPr>
+      </w:r>
+      <w:r>
+        <w:rPr>
+          <w:rtl/>
+          <w:cs/>
           <w:lang w:val="ar_AE" w:bidi="ar_AE"/>
         </w:rPr>
         <w:t>يجب أن يوبخهم بصرامة حتى يكونوا أصحاء في الإيمان.</w:t>
       </w:r>
       <w:r>
         <w:rPr>
-          <w:lang w:val="ar_AE" w:bidi="ar_AE"/>
-        </w:rPr>
-      </w:r>
-      <w:r>
-        <w:rPr>
-          <w:lang w:val="ar_AE" w:bidi="ar_AE"/>
-        </w:rPr>
-      </w:r>
-    </w:p>
-    <w:p>
-      <w:pPr>
-        <w:bidi/>
-      </w:pPr>
-      <w:r>
-        <w:rPr>
+          <w:rtl/>
+          <w:cs/>
+          <w:lang w:val="ar_AE" w:bidi="ar_AE"/>
+        </w:rPr>
+      </w:r>
+      <w:r>
+        <w:rPr>
+          <w:rtl/>
+          <w:cs/>
+          <w:lang w:val="ar_AE" w:bidi="ar_AE"/>
+        </w:rPr>
+      </w:r>
+    </w:p>
+    <w:p>
+      <w:pPr>
+        <w:bidi/>
+      </w:pPr>
+      <w:r>
+        <w:rPr>
+          <w:rtl/>
+          <w:cs/>
           <w:lang w:val="ar_AE" w:bidi="ar_AE"/>
         </w:rPr>
       </w:r>
@@ -1117,28 +1393,36 @@
       </w:pPr>
       <w:r>
         <w:rPr>
+          <w:rtl/>
+          <w:cs/>
           <w:lang w:val="ar_AE" w:bidi="ar_AE"/>
         </w:rPr>
         <w:t>تيطس 1: 14</w:t>
       </w:r>
       <w:r>
         <w:rPr>
-          <w:lang w:val="ar_AE" w:bidi="ar_AE"/>
-        </w:rPr>
-      </w:r>
-    </w:p>
-    <w:p>
-      <w:pPr>
-        <w:bidi/>
-      </w:pPr>
-      <w:r>
-        <w:rPr>
+          <w:rtl/>
+          <w:cs/>
+          <w:lang w:val="ar_AE" w:bidi="ar_AE"/>
+        </w:rPr>
+      </w:r>
+    </w:p>
+    <w:p>
+      <w:pPr>
+        <w:bidi/>
+      </w:pPr>
+      <w:r>
+        <w:rPr>
+          <w:rtl/>
+          <w:cs/>
           <w:lang w:val="ar_AE" w:bidi="ar_AE"/>
         </w:rPr>
       </w:r>
       <w:r>
         <w:rPr>
           <w:b/>
+          <w:rtl/>
+          <w:cs/>
           <w:lang w:val="ar_AE" w:bidi="ar_AE"/>
         </w:rPr>
         <w:t>ما الذي قال بولس أنه لا ينبغي لهم أن يصغوا إليه؟</w:t>
@@ -1150,32 +1434,42 @@
       </w:pPr>
       <w:r>
         <w:rPr>
-          <w:lang w:val="ar_AE" w:bidi="ar_AE"/>
-        </w:rPr>
-      </w:r>
-      <w:r>
-        <w:rPr>
+          <w:rtl/>
+          <w:cs/>
+          <w:lang w:val="ar_AE" w:bidi="ar_AE"/>
+        </w:rPr>
+      </w:r>
+      <w:r>
+        <w:rPr>
+          <w:rtl/>
+          <w:cs/>
           <w:lang w:val="ar_AE" w:bidi="ar_AE"/>
         </w:rPr>
         <w:t>يجب ألا يصغوا إلى الخرافات اليهودية وإلى وصايا أناس مرتدين عن الحق.</w:t>
       </w:r>
       <w:r>
         <w:rPr>
-          <w:lang w:val="ar_AE" w:bidi="ar_AE"/>
-        </w:rPr>
-      </w:r>
-      <w:r>
-        <w:rPr>
-          <w:lang w:val="ar_AE" w:bidi="ar_AE"/>
-        </w:rPr>
-      </w:r>
-    </w:p>
-    <w:p>
-      <w:pPr>
-        <w:bidi/>
-      </w:pPr>
-      <w:r>
-        <w:rPr>
+          <w:rtl/>
+          <w:cs/>
+          <w:lang w:val="ar_AE" w:bidi="ar_AE"/>
+        </w:rPr>
+      </w:r>
+      <w:r>
+        <w:rPr>
+          <w:rtl/>
+          <w:cs/>
+          <w:lang w:val="ar_AE" w:bidi="ar_AE"/>
+        </w:rPr>
+      </w:r>
+    </w:p>
+    <w:p>
+      <w:pPr>
+        <w:bidi/>
+      </w:pPr>
+      <w:r>
+        <w:rPr>
+          <w:rtl/>
+          <w:cs/>
           <w:lang w:val="ar_AE" w:bidi="ar_AE"/>
         </w:rPr>
       </w:r>
@@ -1187,28 +1481,36 @@
       </w:pPr>
       <w:r>
         <w:rPr>
+          <w:rtl/>
+          <w:cs/>
           <w:lang w:val="ar_AE" w:bidi="ar_AE"/>
         </w:rPr>
         <w:t>تيطس 1: 15</w:t>
       </w:r>
       <w:r>
         <w:rPr>
-          <w:lang w:val="ar_AE" w:bidi="ar_AE"/>
-        </w:rPr>
-      </w:r>
-    </w:p>
-    <w:p>
-      <w:pPr>
-        <w:bidi/>
-      </w:pPr>
-      <w:r>
-        <w:rPr>
+          <w:rtl/>
+          <w:cs/>
+          <w:lang w:val="ar_AE" w:bidi="ar_AE"/>
+        </w:rPr>
+      </w:r>
+    </w:p>
+    <w:p>
+      <w:pPr>
+        <w:bidi/>
+      </w:pPr>
+      <w:r>
+        <w:rPr>
+          <w:rtl/>
+          <w:cs/>
           <w:lang w:val="ar_AE" w:bidi="ar_AE"/>
         </w:rPr>
       </w:r>
       <w:r>
         <w:rPr>
           <w:b/>
+          <w:rtl/>
+          <w:cs/>
           <w:lang w:val="ar_AE" w:bidi="ar_AE"/>
         </w:rPr>
         <w:t>ما الذي فسد وتنجس في غير المؤمنين؟</w:t>
@@ -1220,32 +1522,42 @@
       </w:pPr>
       <w:r>
         <w:rPr>
-          <w:lang w:val="ar_AE" w:bidi="ar_AE"/>
-        </w:rPr>
-      </w:r>
-      <w:r>
-        <w:rPr>
+          <w:rtl/>
+          <w:cs/>
+          <w:lang w:val="ar_AE" w:bidi="ar_AE"/>
+        </w:rPr>
+      </w:r>
+      <w:r>
+        <w:rPr>
+          <w:rtl/>
+          <w:cs/>
           <w:lang w:val="ar_AE" w:bidi="ar_AE"/>
         </w:rPr>
         <w:t>لقد تنجس ذهنهم وضميرهم أيضًا.</w:t>
       </w:r>
       <w:r>
         <w:rPr>
-          <w:lang w:val="ar_AE" w:bidi="ar_AE"/>
-        </w:rPr>
-      </w:r>
-      <w:r>
-        <w:rPr>
-          <w:lang w:val="ar_AE" w:bidi="ar_AE"/>
-        </w:rPr>
-      </w:r>
-    </w:p>
-    <w:p>
-      <w:pPr>
-        <w:bidi/>
-      </w:pPr>
-      <w:r>
-        <w:rPr>
+          <w:rtl/>
+          <w:cs/>
+          <w:lang w:val="ar_AE" w:bidi="ar_AE"/>
+        </w:rPr>
+      </w:r>
+      <w:r>
+        <w:rPr>
+          <w:rtl/>
+          <w:cs/>
+          <w:lang w:val="ar_AE" w:bidi="ar_AE"/>
+        </w:rPr>
+      </w:r>
+    </w:p>
+    <w:p>
+      <w:pPr>
+        <w:bidi/>
+      </w:pPr>
+      <w:r>
+        <w:rPr>
+          <w:rtl/>
+          <w:cs/>
           <w:lang w:val="ar_AE" w:bidi="ar_AE"/>
         </w:rPr>
       </w:r>
@@ -1257,28 +1569,36 @@
       </w:pPr>
       <w:r>
         <w:rPr>
+          <w:rtl/>
+          <w:cs/>
           <w:lang w:val="ar_AE" w:bidi="ar_AE"/>
         </w:rPr>
         <w:t>تيطس 1: 16</w:t>
       </w:r>
       <w:r>
         <w:rPr>
-          <w:lang w:val="ar_AE" w:bidi="ar_AE"/>
-        </w:rPr>
-      </w:r>
-    </w:p>
-    <w:p>
-      <w:pPr>
-        <w:bidi/>
-      </w:pPr>
-      <w:r>
-        <w:rPr>
+          <w:rtl/>
+          <w:cs/>
+          <w:lang w:val="ar_AE" w:bidi="ar_AE"/>
+        </w:rPr>
+      </w:r>
+    </w:p>
+    <w:p>
+      <w:pPr>
+        <w:bidi/>
+      </w:pPr>
+      <w:r>
+        <w:rPr>
+          <w:rtl/>
+          <w:cs/>
           <w:lang w:val="ar_AE" w:bidi="ar_AE"/>
         </w:rPr>
       </w:r>
       <w:r>
         <w:rPr>
           <w:b/>
+          <w:rtl/>
+          <w:cs/>
           <w:lang w:val="ar_AE" w:bidi="ar_AE"/>
         </w:rPr>
         <w:t>مع أنّ الرجل غير الطاهر (النجس) يدَّعي أنه يعرف الله، فكيف ينكره؟</w:t>
@@ -1290,32 +1610,42 @@
       </w:pPr>
       <w:r>
         <w:rPr>
-          <w:lang w:val="ar_AE" w:bidi="ar_AE"/>
-        </w:rPr>
-      </w:r>
-      <w:r>
-        <w:rPr>
+          <w:rtl/>
+          <w:cs/>
+          <w:lang w:val="ar_AE" w:bidi="ar_AE"/>
+        </w:rPr>
+      </w:r>
+      <w:r>
+        <w:rPr>
+          <w:rtl/>
+          <w:cs/>
           <w:lang w:val="ar_AE" w:bidi="ar_AE"/>
         </w:rPr>
         <w:t>إنه ينكر الله عن طريق أفعاله.</w:t>
       </w:r>
       <w:r>
         <w:rPr>
-          <w:lang w:val="ar_AE" w:bidi="ar_AE"/>
-        </w:rPr>
-      </w:r>
-      <w:r>
-        <w:rPr>
-          <w:lang w:val="ar_AE" w:bidi="ar_AE"/>
-        </w:rPr>
-      </w:r>
-    </w:p>
-    <w:p>
-      <w:pPr>
-        <w:bidi/>
-      </w:pPr>
-      <w:r>
-        <w:rPr>
+          <w:rtl/>
+          <w:cs/>
+          <w:lang w:val="ar_AE" w:bidi="ar_AE"/>
+        </w:rPr>
+      </w:r>
+      <w:r>
+        <w:rPr>
+          <w:rtl/>
+          <w:cs/>
+          <w:lang w:val="ar_AE" w:bidi="ar_AE"/>
+        </w:rPr>
+      </w:r>
+    </w:p>
+    <w:p>
+      <w:pPr>
+        <w:bidi/>
+      </w:pPr>
+      <w:r>
+        <w:rPr>
+          <w:rtl/>
+          <w:cs/>
           <w:lang w:val="ar_AE" w:bidi="ar_AE"/>
         </w:rPr>
       </w:r>
@@ -1327,28 +1657,36 @@
       </w:pPr>
       <w:r>
         <w:rPr>
+          <w:rtl/>
+          <w:cs/>
           <w:lang w:val="ar_AE" w:bidi="ar_AE"/>
         </w:rPr>
         <w:t>تيطس 2: 2</w:t>
       </w:r>
       <w:r>
         <w:rPr>
-          <w:lang w:val="ar_AE" w:bidi="ar_AE"/>
-        </w:rPr>
-      </w:r>
-    </w:p>
-    <w:p>
-      <w:pPr>
-        <w:bidi/>
-      </w:pPr>
-      <w:r>
-        <w:rPr>
+          <w:rtl/>
+          <w:cs/>
+          <w:lang w:val="ar_AE" w:bidi="ar_AE"/>
+        </w:rPr>
+      </w:r>
+    </w:p>
+    <w:p>
+      <w:pPr>
+        <w:bidi/>
+      </w:pPr>
+      <w:r>
+        <w:rPr>
+          <w:rtl/>
+          <w:cs/>
           <w:lang w:val="ar_AE" w:bidi="ar_AE"/>
         </w:rPr>
       </w:r>
       <w:r>
         <w:rPr>
           <w:b/>
+          <w:rtl/>
+          <w:cs/>
           <w:lang w:val="ar_AE" w:bidi="ar_AE"/>
         </w:rPr>
         <w:t>ما هي بعض الصفات التي يجب أن يتمتع بها الشيوخ في الكنيسة؟</w:t>
@@ -1360,32 +1698,42 @@
       </w:pPr>
       <w:r>
         <w:rPr>
-          <w:lang w:val="ar_AE" w:bidi="ar_AE"/>
-        </w:rPr>
-      </w:r>
-      <w:r>
-        <w:rPr>
+          <w:rtl/>
+          <w:cs/>
+          <w:lang w:val="ar_AE" w:bidi="ar_AE"/>
+        </w:rPr>
+      </w:r>
+      <w:r>
+        <w:rPr>
+          <w:rtl/>
+          <w:cs/>
           <w:lang w:val="ar_AE" w:bidi="ar_AE"/>
         </w:rPr>
         <w:t>يجب أن يكونوا صاحين، ذوي وقار، متعقلين، أصحاء في الإيمان والمحبة والصبر.</w:t>
       </w:r>
       <w:r>
         <w:rPr>
-          <w:lang w:val="ar_AE" w:bidi="ar_AE"/>
-        </w:rPr>
-      </w:r>
-      <w:r>
-        <w:rPr>
-          <w:lang w:val="ar_AE" w:bidi="ar_AE"/>
-        </w:rPr>
-      </w:r>
-    </w:p>
-    <w:p>
-      <w:pPr>
-        <w:bidi/>
-      </w:pPr>
-      <w:r>
-        <w:rPr>
+          <w:rtl/>
+          <w:cs/>
+          <w:lang w:val="ar_AE" w:bidi="ar_AE"/>
+        </w:rPr>
+      </w:r>
+      <w:r>
+        <w:rPr>
+          <w:rtl/>
+          <w:cs/>
+          <w:lang w:val="ar_AE" w:bidi="ar_AE"/>
+        </w:rPr>
+      </w:r>
+    </w:p>
+    <w:p>
+      <w:pPr>
+        <w:bidi/>
+      </w:pPr>
+      <w:r>
+        <w:rPr>
+          <w:rtl/>
+          <w:cs/>
           <w:lang w:val="ar_AE" w:bidi="ar_AE"/>
         </w:rPr>
       </w:r>
@@ -1397,28 +1745,36 @@
       </w:pPr>
       <w:r>
         <w:rPr>
+          <w:rtl/>
+          <w:cs/>
           <w:lang w:val="ar_AE" w:bidi="ar_AE"/>
         </w:rPr>
         <w:t>تيطس 2: 3</w:t>
       </w:r>
       <w:r>
         <w:rPr>
-          <w:lang w:val="ar_AE" w:bidi="ar_AE"/>
-        </w:rPr>
-      </w:r>
-    </w:p>
-    <w:p>
-      <w:pPr>
-        <w:bidi/>
-      </w:pPr>
-      <w:r>
-        <w:rPr>
+          <w:rtl/>
+          <w:cs/>
+          <w:lang w:val="ar_AE" w:bidi="ar_AE"/>
+        </w:rPr>
+      </w:r>
+    </w:p>
+    <w:p>
+      <w:pPr>
+        <w:bidi/>
+      </w:pPr>
+      <w:r>
+        <w:rPr>
+          <w:rtl/>
+          <w:cs/>
           <w:lang w:val="ar_AE" w:bidi="ar_AE"/>
         </w:rPr>
       </w:r>
       <w:r>
         <w:rPr>
           <w:b/>
+          <w:rtl/>
+          <w:cs/>
           <w:lang w:val="ar_AE" w:bidi="ar_AE"/>
         </w:rPr>
         <w:t>ما هي بعض الصفات التي يجب أن تتمتع بها النساء الأكبر سنًا (العجائز) في الكنيسة؟</w:t>
@@ -1430,32 +1786,42 @@
       </w:pPr>
       <w:r>
         <w:rPr>
-          <w:lang w:val="ar_AE" w:bidi="ar_AE"/>
-        </w:rPr>
-      </w:r>
-      <w:r>
-        <w:rPr>
+          <w:rtl/>
+          <w:cs/>
+          <w:lang w:val="ar_AE" w:bidi="ar_AE"/>
+        </w:rPr>
+      </w:r>
+      <w:r>
+        <w:rPr>
+          <w:rtl/>
+          <w:cs/>
           <w:lang w:val="ar_AE" w:bidi="ar_AE"/>
         </w:rPr>
         <w:t>يجب أن يكنَّ في سيرة تليق بالقداسة، غير ثالبات، غير مستعبدات للخمر الكثير، معلمات الصلاح.</w:t>
       </w:r>
       <w:r>
         <w:rPr>
-          <w:lang w:val="ar_AE" w:bidi="ar_AE"/>
-        </w:rPr>
-      </w:r>
-      <w:r>
-        <w:rPr>
-          <w:lang w:val="ar_AE" w:bidi="ar_AE"/>
-        </w:rPr>
-      </w:r>
-    </w:p>
-    <w:p>
-      <w:pPr>
-        <w:bidi/>
-      </w:pPr>
-      <w:r>
-        <w:rPr>
+          <w:rtl/>
+          <w:cs/>
+          <w:lang w:val="ar_AE" w:bidi="ar_AE"/>
+        </w:rPr>
+      </w:r>
+      <w:r>
+        <w:rPr>
+          <w:rtl/>
+          <w:cs/>
+          <w:lang w:val="ar_AE" w:bidi="ar_AE"/>
+        </w:rPr>
+      </w:r>
+    </w:p>
+    <w:p>
+      <w:pPr>
+        <w:bidi/>
+      </w:pPr>
+      <w:r>
+        <w:rPr>
+          <w:rtl/>
+          <w:cs/>
           <w:lang w:val="ar_AE" w:bidi="ar_AE"/>
         </w:rPr>
       </w:r>
@@ -1467,28 +1833,36 @@
       </w:pPr>
       <w:r>
         <w:rPr>
+          <w:rtl/>
+          <w:cs/>
           <w:lang w:val="ar_AE" w:bidi="ar_AE"/>
         </w:rPr>
         <w:t>تيطس 2: 4</w:t>
       </w:r>
       <w:r>
         <w:rPr>
-          <w:lang w:val="ar_AE" w:bidi="ar_AE"/>
-        </w:rPr>
-      </w:r>
-    </w:p>
-    <w:p>
-      <w:pPr>
-        <w:bidi/>
-      </w:pPr>
-      <w:r>
-        <w:rPr>
+          <w:rtl/>
+          <w:cs/>
+          <w:lang w:val="ar_AE" w:bidi="ar_AE"/>
+        </w:rPr>
+      </w:r>
+    </w:p>
+    <w:p>
+      <w:pPr>
+        <w:bidi/>
+      </w:pPr>
+      <w:r>
+        <w:rPr>
+          <w:rtl/>
+          <w:cs/>
           <w:lang w:val="ar_AE" w:bidi="ar_AE"/>
         </w:rPr>
       </w:r>
       <w:r>
         <w:rPr>
           <w:b/>
+          <w:rtl/>
+          <w:cs/>
           <w:lang w:val="ar_AE" w:bidi="ar_AE"/>
         </w:rPr>
         <w:t>ماذا يجب أن تُعلِّم النساء الأكبر سنًا النساء الأصغر سنًا (الحدثات) أن يفعلن؟</w:t>
@@ -1500,32 +1874,42 @@
       </w:pPr>
       <w:r>
         <w:rPr>
-          <w:lang w:val="ar_AE" w:bidi="ar_AE"/>
-        </w:rPr>
-      </w:r>
-      <w:r>
-        <w:rPr>
+          <w:rtl/>
+          <w:cs/>
+          <w:lang w:val="ar_AE" w:bidi="ar_AE"/>
+        </w:rPr>
+      </w:r>
+      <w:r>
+        <w:rPr>
+          <w:rtl/>
+          <w:cs/>
           <w:lang w:val="ar_AE" w:bidi="ar_AE"/>
         </w:rPr>
         <w:t>يجب أن ينصحن الحدثات أن يُحببن ويُطعن أزواجهن، وأن يُحببن أولادهن.</w:t>
       </w:r>
       <w:r>
         <w:rPr>
-          <w:lang w:val="ar_AE" w:bidi="ar_AE"/>
-        </w:rPr>
-      </w:r>
-      <w:r>
-        <w:rPr>
-          <w:lang w:val="ar_AE" w:bidi="ar_AE"/>
-        </w:rPr>
-      </w:r>
-    </w:p>
-    <w:p>
-      <w:pPr>
-        <w:bidi/>
-      </w:pPr>
-      <w:r>
-        <w:rPr>
+          <w:rtl/>
+          <w:cs/>
+          <w:lang w:val="ar_AE" w:bidi="ar_AE"/>
+        </w:rPr>
+      </w:r>
+      <w:r>
+        <w:rPr>
+          <w:rtl/>
+          <w:cs/>
+          <w:lang w:val="ar_AE" w:bidi="ar_AE"/>
+        </w:rPr>
+      </w:r>
+    </w:p>
+    <w:p>
+      <w:pPr>
+        <w:bidi/>
+      </w:pPr>
+      <w:r>
+        <w:rPr>
+          <w:rtl/>
+          <w:cs/>
           <w:lang w:val="ar_AE" w:bidi="ar_AE"/>
         </w:rPr>
       </w:r>
@@ -1537,28 +1921,36 @@
       </w:pPr>
       <w:r>
         <w:rPr>
+          <w:rtl/>
+          <w:cs/>
           <w:lang w:val="ar_AE" w:bidi="ar_AE"/>
         </w:rPr>
         <w:t>تيطس 2: 7</w:t>
       </w:r>
       <w:r>
         <w:rPr>
-          <w:lang w:val="ar_AE" w:bidi="ar_AE"/>
-        </w:rPr>
-      </w:r>
-    </w:p>
-    <w:p>
-      <w:pPr>
-        <w:bidi/>
-      </w:pPr>
-      <w:r>
-        <w:rPr>
+          <w:rtl/>
+          <w:cs/>
+          <w:lang w:val="ar_AE" w:bidi="ar_AE"/>
+        </w:rPr>
+      </w:r>
+    </w:p>
+    <w:p>
+      <w:pPr>
+        <w:bidi/>
+      </w:pPr>
+      <w:r>
+        <w:rPr>
+          <w:rtl/>
+          <w:cs/>
           <w:lang w:val="ar_AE" w:bidi="ar_AE"/>
         </w:rPr>
       </w:r>
       <w:r>
         <w:rPr>
           <w:b/>
+          <w:rtl/>
+          <w:cs/>
           <w:lang w:val="ar_AE" w:bidi="ar_AE"/>
         </w:rPr>
         <w:t>كيف يجب أن يقدم تيطس نفسه قدوة للأعمال الحسنة؟</w:t>
@@ -1570,32 +1962,42 @@
       </w:pPr>
       <w:r>
         <w:rPr>
-          <w:lang w:val="ar_AE" w:bidi="ar_AE"/>
-        </w:rPr>
-      </w:r>
-      <w:r>
-        <w:rPr>
+          <w:rtl/>
+          <w:cs/>
+          <w:lang w:val="ar_AE" w:bidi="ar_AE"/>
+        </w:rPr>
+      </w:r>
+      <w:r>
+        <w:rPr>
+          <w:rtl/>
+          <w:cs/>
           <w:lang w:val="ar_AE" w:bidi="ar_AE"/>
         </w:rPr>
         <w:t>في تعليمه، يجب أن يكون نقيًا (غير فاسد)، يتصرف بوقار وإخلاص، ويقدم كلامًا صحيحًا غير ملوم.</w:t>
       </w:r>
       <w:r>
         <w:rPr>
-          <w:lang w:val="ar_AE" w:bidi="ar_AE"/>
-        </w:rPr>
-      </w:r>
-      <w:r>
-        <w:rPr>
-          <w:lang w:val="ar_AE" w:bidi="ar_AE"/>
-        </w:rPr>
-      </w:r>
-    </w:p>
-    <w:p>
-      <w:pPr>
-        <w:bidi/>
-      </w:pPr>
-      <w:r>
-        <w:rPr>
+          <w:rtl/>
+          <w:cs/>
+          <w:lang w:val="ar_AE" w:bidi="ar_AE"/>
+        </w:rPr>
+      </w:r>
+      <w:r>
+        <w:rPr>
+          <w:rtl/>
+          <w:cs/>
+          <w:lang w:val="ar_AE" w:bidi="ar_AE"/>
+        </w:rPr>
+      </w:r>
+    </w:p>
+    <w:p>
+      <w:pPr>
+        <w:bidi/>
+      </w:pPr>
+      <w:r>
+        <w:rPr>
+          <w:rtl/>
+          <w:cs/>
           <w:lang w:val="ar_AE" w:bidi="ar_AE"/>
         </w:rPr>
       </w:r>
@@ -1607,28 +2009,36 @@
       </w:pPr>
       <w:r>
         <w:rPr>
+          <w:rtl/>
+          <w:cs/>
           <w:lang w:val="ar_AE" w:bidi="ar_AE"/>
         </w:rPr>
         <w:t>تيطس 2: 8</w:t>
       </w:r>
       <w:r>
         <w:rPr>
-          <w:lang w:val="ar_AE" w:bidi="ar_AE"/>
-        </w:rPr>
-      </w:r>
-    </w:p>
-    <w:p>
-      <w:pPr>
-        <w:bidi/>
-      </w:pPr>
-      <w:r>
-        <w:rPr>
+          <w:rtl/>
+          <w:cs/>
+          <w:lang w:val="ar_AE" w:bidi="ar_AE"/>
+        </w:rPr>
+      </w:r>
+    </w:p>
+    <w:p>
+      <w:pPr>
+        <w:bidi/>
+      </w:pPr>
+      <w:r>
+        <w:rPr>
+          <w:rtl/>
+          <w:cs/>
           <w:lang w:val="ar_AE" w:bidi="ar_AE"/>
         </w:rPr>
       </w:r>
       <w:r>
         <w:rPr>
           <w:b/>
+          <w:rtl/>
+          <w:cs/>
           <w:lang w:val="ar_AE" w:bidi="ar_AE"/>
         </w:rPr>
         <w:t>ماذا سيحدث لأولئك الذين يعارضون تيطس إذا كان مثالًا جيدًا؟</w:t>
@@ -1640,32 +2050,42 @@
       </w:pPr>
       <w:r>
         <w:rPr>
-          <w:lang w:val="ar_AE" w:bidi="ar_AE"/>
-        </w:rPr>
-      </w:r>
-      <w:r>
-        <w:rPr>
+          <w:rtl/>
+          <w:cs/>
+          <w:lang w:val="ar_AE" w:bidi="ar_AE"/>
+        </w:rPr>
+      </w:r>
+      <w:r>
+        <w:rPr>
+          <w:rtl/>
+          <w:cs/>
           <w:lang w:val="ar_AE" w:bidi="ar_AE"/>
         </w:rPr>
         <w:t>أولئك الذين يعارضونه سيشعرون بالخزي لأنه ليس لديهم شيء رديء لكي يقولوه عنه.</w:t>
       </w:r>
       <w:r>
         <w:rPr>
-          <w:lang w:val="ar_AE" w:bidi="ar_AE"/>
-        </w:rPr>
-      </w:r>
-      <w:r>
-        <w:rPr>
-          <w:lang w:val="ar_AE" w:bidi="ar_AE"/>
-        </w:rPr>
-      </w:r>
-    </w:p>
-    <w:p>
-      <w:pPr>
-        <w:bidi/>
-      </w:pPr>
-      <w:r>
-        <w:rPr>
+          <w:rtl/>
+          <w:cs/>
+          <w:lang w:val="ar_AE" w:bidi="ar_AE"/>
+        </w:rPr>
+      </w:r>
+      <w:r>
+        <w:rPr>
+          <w:rtl/>
+          <w:cs/>
+          <w:lang w:val="ar_AE" w:bidi="ar_AE"/>
+        </w:rPr>
+      </w:r>
+    </w:p>
+    <w:p>
+      <w:pPr>
+        <w:bidi/>
+      </w:pPr>
+      <w:r>
+        <w:rPr>
+          <w:rtl/>
+          <w:cs/>
           <w:lang w:val="ar_AE" w:bidi="ar_AE"/>
         </w:rPr>
       </w:r>
@@ -1677,28 +2097,36 @@
       </w:pPr>
       <w:r>
         <w:rPr>
+          <w:rtl/>
+          <w:cs/>
           <w:lang w:val="ar_AE" w:bidi="ar_AE"/>
         </w:rPr>
         <w:t>تيطس 2: 9</w:t>
       </w:r>
       <w:r>
         <w:rPr>
-          <w:lang w:val="ar_AE" w:bidi="ar_AE"/>
-        </w:rPr>
-      </w:r>
-    </w:p>
-    <w:p>
-      <w:pPr>
-        <w:bidi/>
-      </w:pPr>
-      <w:r>
-        <w:rPr>
+          <w:rtl/>
+          <w:cs/>
+          <w:lang w:val="ar_AE" w:bidi="ar_AE"/>
+        </w:rPr>
+      </w:r>
+    </w:p>
+    <w:p>
+      <w:pPr>
+        <w:bidi/>
+      </w:pPr>
+      <w:r>
+        <w:rPr>
+          <w:rtl/>
+          <w:cs/>
           <w:lang w:val="ar_AE" w:bidi="ar_AE"/>
         </w:rPr>
       </w:r>
       <w:r>
         <w:rPr>
           <w:b/>
+          <w:rtl/>
+          <w:cs/>
           <w:lang w:val="ar_AE" w:bidi="ar_AE"/>
         </w:rPr>
         <w:t>كيف يجب أن يتصرف العبيد المؤمنون؟</w:t>
@@ -1710,32 +2138,42 @@
       </w:pPr>
       <w:r>
         <w:rPr>
-          <w:lang w:val="ar_AE" w:bidi="ar_AE"/>
-        </w:rPr>
-      </w:r>
-      <w:r>
-        <w:rPr>
+          <w:rtl/>
+          <w:cs/>
+          <w:lang w:val="ar_AE" w:bidi="ar_AE"/>
+        </w:rPr>
+      </w:r>
+      <w:r>
+        <w:rPr>
+          <w:rtl/>
+          <w:cs/>
           <w:lang w:val="ar_AE" w:bidi="ar_AE"/>
         </w:rPr>
         <w:t>يجب عليهم أن يخضعوا لسادتهم، وأن يرضوهم في كل شيء، ولا يجب أن يجادلوا (غير مناقضين).</w:t>
       </w:r>
       <w:r>
         <w:rPr>
-          <w:lang w:val="ar_AE" w:bidi="ar_AE"/>
-        </w:rPr>
-      </w:r>
-      <w:r>
-        <w:rPr>
-          <w:lang w:val="ar_AE" w:bidi="ar_AE"/>
-        </w:rPr>
-      </w:r>
-    </w:p>
-    <w:p>
-      <w:pPr>
-        <w:bidi/>
-      </w:pPr>
-      <w:r>
-        <w:rPr>
+          <w:rtl/>
+          <w:cs/>
+          <w:lang w:val="ar_AE" w:bidi="ar_AE"/>
+        </w:rPr>
+      </w:r>
+      <w:r>
+        <w:rPr>
+          <w:rtl/>
+          <w:cs/>
+          <w:lang w:val="ar_AE" w:bidi="ar_AE"/>
+        </w:rPr>
+      </w:r>
+    </w:p>
+    <w:p>
+      <w:pPr>
+        <w:bidi/>
+      </w:pPr>
+      <w:r>
+        <w:rPr>
+          <w:rtl/>
+          <w:cs/>
           <w:lang w:val="ar_AE" w:bidi="ar_AE"/>
         </w:rPr>
       </w:r>
@@ -1747,28 +2185,36 @@
       </w:pPr>
       <w:r>
         <w:rPr>
+          <w:rtl/>
+          <w:cs/>
           <w:lang w:val="ar_AE" w:bidi="ar_AE"/>
         </w:rPr>
         <w:t>تيطس 2: 10</w:t>
       </w:r>
       <w:r>
         <w:rPr>
-          <w:lang w:val="ar_AE" w:bidi="ar_AE"/>
-        </w:rPr>
-      </w:r>
-    </w:p>
-    <w:p>
-      <w:pPr>
-        <w:bidi/>
-      </w:pPr>
-      <w:r>
-        <w:rPr>
+          <w:rtl/>
+          <w:cs/>
+          <w:lang w:val="ar_AE" w:bidi="ar_AE"/>
+        </w:rPr>
+      </w:r>
+    </w:p>
+    <w:p>
+      <w:pPr>
+        <w:bidi/>
+      </w:pPr>
+      <w:r>
+        <w:rPr>
+          <w:rtl/>
+          <w:cs/>
           <w:lang w:val="ar_AE" w:bidi="ar_AE"/>
         </w:rPr>
       </w:r>
       <w:r>
         <w:rPr>
           <w:b/>
+          <w:rtl/>
+          <w:cs/>
           <w:lang w:val="ar_AE" w:bidi="ar_AE"/>
         </w:rPr>
         <w:t>عندما يتصرف العبيد المسيحيون كما أوصى بولس، ما التأثير الذي سيحدثه ذلك على الآخرين؟</w:t>
@@ -1780,32 +2226,42 @@
       </w:pPr>
       <w:r>
         <w:rPr>
-          <w:lang w:val="ar_AE" w:bidi="ar_AE"/>
-        </w:rPr>
-      </w:r>
-      <w:r>
-        <w:rPr>
+          <w:rtl/>
+          <w:cs/>
+          <w:lang w:val="ar_AE" w:bidi="ar_AE"/>
+        </w:rPr>
+      </w:r>
+      <w:r>
+        <w:rPr>
+          <w:rtl/>
+          <w:cs/>
           <w:lang w:val="ar_AE" w:bidi="ar_AE"/>
         </w:rPr>
         <w:t>سوف يزينوا تعليم مخلصنا الله في كل شيء.</w:t>
       </w:r>
       <w:r>
         <w:rPr>
-          <w:lang w:val="ar_AE" w:bidi="ar_AE"/>
-        </w:rPr>
-      </w:r>
-      <w:r>
-        <w:rPr>
-          <w:lang w:val="ar_AE" w:bidi="ar_AE"/>
-        </w:rPr>
-      </w:r>
-    </w:p>
-    <w:p>
-      <w:pPr>
-        <w:bidi/>
-      </w:pPr>
-      <w:r>
-        <w:rPr>
+          <w:rtl/>
+          <w:cs/>
+          <w:lang w:val="ar_AE" w:bidi="ar_AE"/>
+        </w:rPr>
+      </w:r>
+      <w:r>
+        <w:rPr>
+          <w:rtl/>
+          <w:cs/>
+          <w:lang w:val="ar_AE" w:bidi="ar_AE"/>
+        </w:rPr>
+      </w:r>
+    </w:p>
+    <w:p>
+      <w:pPr>
+        <w:bidi/>
+      </w:pPr>
+      <w:r>
+        <w:rPr>
+          <w:rtl/>
+          <w:cs/>
           <w:lang w:val="ar_AE" w:bidi="ar_AE"/>
         </w:rPr>
       </w:r>
@@ -1817,28 +2273,36 @@
       </w:pPr>
       <w:r>
         <w:rPr>
+          <w:rtl/>
+          <w:cs/>
           <w:lang w:val="ar_AE" w:bidi="ar_AE"/>
         </w:rPr>
         <w:t>تيطس 2: 11</w:t>
       </w:r>
       <w:r>
         <w:rPr>
-          <w:lang w:val="ar_AE" w:bidi="ar_AE"/>
-        </w:rPr>
-      </w:r>
-    </w:p>
-    <w:p>
-      <w:pPr>
-        <w:bidi/>
-      </w:pPr>
-      <w:r>
-        <w:rPr>
+          <w:rtl/>
+          <w:cs/>
+          <w:lang w:val="ar_AE" w:bidi="ar_AE"/>
+        </w:rPr>
+      </w:r>
+    </w:p>
+    <w:p>
+      <w:pPr>
+        <w:bidi/>
+      </w:pPr>
+      <w:r>
+        <w:rPr>
+          <w:rtl/>
+          <w:cs/>
           <w:lang w:val="ar_AE" w:bidi="ar_AE"/>
         </w:rPr>
       </w:r>
       <w:r>
         <w:rPr>
           <w:b/>
+          <w:rtl/>
+          <w:cs/>
           <w:lang w:val="ar_AE" w:bidi="ar_AE"/>
         </w:rPr>
         <w:t>من الذي يمكن أن تخلص نعمة الله؟</w:t>
@@ -1850,32 +2314,42 @@
       </w:pPr>
       <w:r>
         <w:rPr>
-          <w:lang w:val="ar_AE" w:bidi="ar_AE"/>
-        </w:rPr>
-      </w:r>
-      <w:r>
-        <w:rPr>
+          <w:rtl/>
+          <w:cs/>
+          <w:lang w:val="ar_AE" w:bidi="ar_AE"/>
+        </w:rPr>
+      </w:r>
+      <w:r>
+        <w:rPr>
+          <w:rtl/>
+          <w:cs/>
           <w:lang w:val="ar_AE" w:bidi="ar_AE"/>
         </w:rPr>
         <w:t>نعمة الله يمكن أن تُخلص جميع الناس.</w:t>
       </w:r>
       <w:r>
         <w:rPr>
-          <w:lang w:val="ar_AE" w:bidi="ar_AE"/>
-        </w:rPr>
-      </w:r>
-      <w:r>
-        <w:rPr>
-          <w:lang w:val="ar_AE" w:bidi="ar_AE"/>
-        </w:rPr>
-      </w:r>
-    </w:p>
-    <w:p>
-      <w:pPr>
-        <w:bidi/>
-      </w:pPr>
-      <w:r>
-        <w:rPr>
+          <w:rtl/>
+          <w:cs/>
+          <w:lang w:val="ar_AE" w:bidi="ar_AE"/>
+        </w:rPr>
+      </w:r>
+      <w:r>
+        <w:rPr>
+          <w:rtl/>
+          <w:cs/>
+          <w:lang w:val="ar_AE" w:bidi="ar_AE"/>
+        </w:rPr>
+      </w:r>
+    </w:p>
+    <w:p>
+      <w:pPr>
+        <w:bidi/>
+      </w:pPr>
+      <w:r>
+        <w:rPr>
+          <w:rtl/>
+          <w:cs/>
           <w:lang w:val="ar_AE" w:bidi="ar_AE"/>
         </w:rPr>
       </w:r>
@@ -1887,28 +2361,36 @@
       </w:pPr>
       <w:r>
         <w:rPr>
+          <w:rtl/>
+          <w:cs/>
           <w:lang w:val="ar_AE" w:bidi="ar_AE"/>
         </w:rPr>
         <w:t>تيطس 2: 12</w:t>
       </w:r>
       <w:r>
         <w:rPr>
-          <w:lang w:val="ar_AE" w:bidi="ar_AE"/>
-        </w:rPr>
-      </w:r>
-    </w:p>
-    <w:p>
-      <w:pPr>
-        <w:bidi/>
-      </w:pPr>
-      <w:r>
-        <w:rPr>
+          <w:rtl/>
+          <w:cs/>
+          <w:lang w:val="ar_AE" w:bidi="ar_AE"/>
+        </w:rPr>
+      </w:r>
+    </w:p>
+    <w:p>
+      <w:pPr>
+        <w:bidi/>
+      </w:pPr>
+      <w:r>
+        <w:rPr>
+          <w:rtl/>
+          <w:cs/>
           <w:lang w:val="ar_AE" w:bidi="ar_AE"/>
         </w:rPr>
       </w:r>
       <w:r>
         <w:rPr>
           <w:b/>
+          <w:rtl/>
+          <w:cs/>
           <w:lang w:val="ar_AE" w:bidi="ar_AE"/>
         </w:rPr>
         <w:t>ماذا تعلمنا نعمة الله أن نرفض وننكر؟</w:t>
@@ -1920,32 +2402,42 @@
       </w:pPr>
       <w:r>
         <w:rPr>
-          <w:lang w:val="ar_AE" w:bidi="ar_AE"/>
-        </w:rPr>
-      </w:r>
-      <w:r>
-        <w:rPr>
+          <w:rtl/>
+          <w:cs/>
+          <w:lang w:val="ar_AE" w:bidi="ar_AE"/>
+        </w:rPr>
+      </w:r>
+      <w:r>
+        <w:rPr>
+          <w:rtl/>
+          <w:cs/>
           <w:lang w:val="ar_AE" w:bidi="ar_AE"/>
         </w:rPr>
         <w:t>نعمة الله تعلمنا أن ننكر الفجور والشهوات العالمية.</w:t>
       </w:r>
       <w:r>
         <w:rPr>
-          <w:lang w:val="ar_AE" w:bidi="ar_AE"/>
-        </w:rPr>
-      </w:r>
-      <w:r>
-        <w:rPr>
-          <w:lang w:val="ar_AE" w:bidi="ar_AE"/>
-        </w:rPr>
-      </w:r>
-    </w:p>
-    <w:p>
-      <w:pPr>
-        <w:bidi/>
-      </w:pPr>
-      <w:r>
-        <w:rPr>
+          <w:rtl/>
+          <w:cs/>
+          <w:lang w:val="ar_AE" w:bidi="ar_AE"/>
+        </w:rPr>
+      </w:r>
+      <w:r>
+        <w:rPr>
+          <w:rtl/>
+          <w:cs/>
+          <w:lang w:val="ar_AE" w:bidi="ar_AE"/>
+        </w:rPr>
+      </w:r>
+    </w:p>
+    <w:p>
+      <w:pPr>
+        <w:bidi/>
+      </w:pPr>
+      <w:r>
+        <w:rPr>
+          <w:rtl/>
+          <w:cs/>
           <w:lang w:val="ar_AE" w:bidi="ar_AE"/>
         </w:rPr>
       </w:r>
@@ -1957,28 +2449,36 @@
       </w:pPr>
       <w:r>
         <w:rPr>
+          <w:rtl/>
+          <w:cs/>
           <w:lang w:val="ar_AE" w:bidi="ar_AE"/>
         </w:rPr>
         <w:t>تيطس 2: 13</w:t>
       </w:r>
       <w:r>
         <w:rPr>
-          <w:lang w:val="ar_AE" w:bidi="ar_AE"/>
-        </w:rPr>
-      </w:r>
-    </w:p>
-    <w:p>
-      <w:pPr>
-        <w:bidi/>
-      </w:pPr>
-      <w:r>
-        <w:rPr>
+          <w:rtl/>
+          <w:cs/>
+          <w:lang w:val="ar_AE" w:bidi="ar_AE"/>
+        </w:rPr>
+      </w:r>
+    </w:p>
+    <w:p>
+      <w:pPr>
+        <w:bidi/>
+      </w:pPr>
+      <w:r>
+        <w:rPr>
+          <w:rtl/>
+          <w:cs/>
           <w:lang w:val="ar_AE" w:bidi="ar_AE"/>
         </w:rPr>
       </w:r>
       <w:r>
         <w:rPr>
           <w:b/>
+          <w:rtl/>
+          <w:cs/>
           <w:lang w:val="ar_AE" w:bidi="ar_AE"/>
         </w:rPr>
         <w:t>ما الحدث المستقبلي الذي يتطلع المؤمنون إلى استقباله؟</w:t>
@@ -1990,32 +2490,42 @@
       </w:pPr>
       <w:r>
         <w:rPr>
-          <w:lang w:val="ar_AE" w:bidi="ar_AE"/>
-        </w:rPr>
-      </w:r>
-      <w:r>
-        <w:rPr>
+          <w:rtl/>
+          <w:cs/>
+          <w:lang w:val="ar_AE" w:bidi="ar_AE"/>
+        </w:rPr>
+      </w:r>
+      <w:r>
+        <w:rPr>
+          <w:rtl/>
+          <w:cs/>
           <w:lang w:val="ar_AE" w:bidi="ar_AE"/>
         </w:rPr>
         <w:t>المؤمنون ينتظرون الرجاء المبارك: ظهور مجد الله العظيم ومخلصنا يسوع المسيح.</w:t>
       </w:r>
       <w:r>
         <w:rPr>
-          <w:lang w:val="ar_AE" w:bidi="ar_AE"/>
-        </w:rPr>
-      </w:r>
-      <w:r>
-        <w:rPr>
-          <w:lang w:val="ar_AE" w:bidi="ar_AE"/>
-        </w:rPr>
-      </w:r>
-    </w:p>
-    <w:p>
-      <w:pPr>
-        <w:bidi/>
-      </w:pPr>
-      <w:r>
-        <w:rPr>
+          <w:rtl/>
+          <w:cs/>
+          <w:lang w:val="ar_AE" w:bidi="ar_AE"/>
+        </w:rPr>
+      </w:r>
+      <w:r>
+        <w:rPr>
+          <w:rtl/>
+          <w:cs/>
+          <w:lang w:val="ar_AE" w:bidi="ar_AE"/>
+        </w:rPr>
+      </w:r>
+    </w:p>
+    <w:p>
+      <w:pPr>
+        <w:bidi/>
+      </w:pPr>
+      <w:r>
+        <w:rPr>
+          <w:rtl/>
+          <w:cs/>
           <w:lang w:val="ar_AE" w:bidi="ar_AE"/>
         </w:rPr>
       </w:r>
@@ -2027,28 +2537,36 @@
       </w:pPr>
       <w:r>
         <w:rPr>
+          <w:rtl/>
+          <w:cs/>
           <w:lang w:val="ar_AE" w:bidi="ar_AE"/>
         </w:rPr>
         <w:t>تيطس 2: 14</w:t>
       </w:r>
       <w:r>
         <w:rPr>
-          <w:lang w:val="ar_AE" w:bidi="ar_AE"/>
-        </w:rPr>
-      </w:r>
-    </w:p>
-    <w:p>
-      <w:pPr>
-        <w:bidi/>
-      </w:pPr>
-      <w:r>
-        <w:rPr>
+          <w:rtl/>
+          <w:cs/>
+          <w:lang w:val="ar_AE" w:bidi="ar_AE"/>
+        </w:rPr>
+      </w:r>
+    </w:p>
+    <w:p>
+      <w:pPr>
+        <w:bidi/>
+      </w:pPr>
+      <w:r>
+        <w:rPr>
+          <w:rtl/>
+          <w:cs/>
           <w:lang w:val="ar_AE" w:bidi="ar_AE"/>
         </w:rPr>
       </w:r>
       <w:r>
         <w:rPr>
           <w:b/>
+          <w:rtl/>
+          <w:cs/>
           <w:lang w:val="ar_AE" w:bidi="ar_AE"/>
         </w:rPr>
         <w:t>لماذا بذل يسوع نفسه من أجلنا؟</w:t>
@@ -2060,32 +2578,42 @@
       </w:pPr>
       <w:r>
         <w:rPr>
-          <w:lang w:val="ar_AE" w:bidi="ar_AE"/>
-        </w:rPr>
-      </w:r>
-      <w:r>
-        <w:rPr>
+          <w:rtl/>
+          <w:cs/>
+          <w:lang w:val="ar_AE" w:bidi="ar_AE"/>
+        </w:rPr>
+      </w:r>
+      <w:r>
+        <w:rPr>
+          <w:rtl/>
+          <w:cs/>
           <w:lang w:val="ar_AE" w:bidi="ar_AE"/>
         </w:rPr>
         <w:t>لقد بذل نفسه من أجلنا لكي يفدينا من كل إثم ويطهر لنفسه شعبًا خاصًا غيورًا للقيام بأعمال حسنة.</w:t>
       </w:r>
       <w:r>
         <w:rPr>
-          <w:lang w:val="ar_AE" w:bidi="ar_AE"/>
-        </w:rPr>
-      </w:r>
-      <w:r>
-        <w:rPr>
-          <w:lang w:val="ar_AE" w:bidi="ar_AE"/>
-        </w:rPr>
-      </w:r>
-    </w:p>
-    <w:p>
-      <w:pPr>
-        <w:bidi/>
-      </w:pPr>
-      <w:r>
-        <w:rPr>
+          <w:rtl/>
+          <w:cs/>
+          <w:lang w:val="ar_AE" w:bidi="ar_AE"/>
+        </w:rPr>
+      </w:r>
+      <w:r>
+        <w:rPr>
+          <w:rtl/>
+          <w:cs/>
+          <w:lang w:val="ar_AE" w:bidi="ar_AE"/>
+        </w:rPr>
+      </w:r>
+    </w:p>
+    <w:p>
+      <w:pPr>
+        <w:bidi/>
+      </w:pPr>
+      <w:r>
+        <w:rPr>
+          <w:rtl/>
+          <w:cs/>
           <w:lang w:val="ar_AE" w:bidi="ar_AE"/>
         </w:rPr>
       </w:r>
@@ -2097,28 +2625,36 @@
       </w:pPr>
       <w:r>
         <w:rPr>
+          <w:rtl/>
+          <w:cs/>
           <w:lang w:val="ar_AE" w:bidi="ar_AE"/>
         </w:rPr>
         <w:t>تيطس 3: 1</w:t>
       </w:r>
       <w:r>
         <w:rPr>
-          <w:lang w:val="ar_AE" w:bidi="ar_AE"/>
-        </w:rPr>
-      </w:r>
-    </w:p>
-    <w:p>
-      <w:pPr>
-        <w:bidi/>
-      </w:pPr>
-      <w:r>
-        <w:rPr>
+          <w:rtl/>
+          <w:cs/>
+          <w:lang w:val="ar_AE" w:bidi="ar_AE"/>
+        </w:rPr>
+      </w:r>
+    </w:p>
+    <w:p>
+      <w:pPr>
+        <w:bidi/>
+      </w:pPr>
+      <w:r>
+        <w:rPr>
+          <w:rtl/>
+          <w:cs/>
           <w:lang w:val="ar_AE" w:bidi="ar_AE"/>
         </w:rPr>
       </w:r>
       <w:r>
         <w:rPr>
           <w:b/>
+          <w:rtl/>
+          <w:cs/>
           <w:lang w:val="ar_AE" w:bidi="ar_AE"/>
         </w:rPr>
         <w:t>ما موقف المؤمن تجاه الحكام (الرياسات) والسلاطين؟</w:t>
@@ -2130,32 +2666,42 @@
       </w:pPr>
       <w:r>
         <w:rPr>
-          <w:lang w:val="ar_AE" w:bidi="ar_AE"/>
-        </w:rPr>
-      </w:r>
-      <w:r>
-        <w:rPr>
+          <w:rtl/>
+          <w:cs/>
+          <w:lang w:val="ar_AE" w:bidi="ar_AE"/>
+        </w:rPr>
+      </w:r>
+      <w:r>
+        <w:rPr>
+          <w:rtl/>
+          <w:cs/>
           <w:lang w:val="ar_AE" w:bidi="ar_AE"/>
         </w:rPr>
         <w:t>يجب على المؤمن أن يخضع لهم ويطيعهم، ويكون مستعدًا لكل عمل صالح.</w:t>
       </w:r>
       <w:r>
         <w:rPr>
-          <w:lang w:val="ar_AE" w:bidi="ar_AE"/>
-        </w:rPr>
-      </w:r>
-      <w:r>
-        <w:rPr>
-          <w:lang w:val="ar_AE" w:bidi="ar_AE"/>
-        </w:rPr>
-      </w:r>
-    </w:p>
-    <w:p>
-      <w:pPr>
-        <w:bidi/>
-      </w:pPr>
-      <w:r>
-        <w:rPr>
+          <w:rtl/>
+          <w:cs/>
+          <w:lang w:val="ar_AE" w:bidi="ar_AE"/>
+        </w:rPr>
+      </w:r>
+      <w:r>
+        <w:rPr>
+          <w:rtl/>
+          <w:cs/>
+          <w:lang w:val="ar_AE" w:bidi="ar_AE"/>
+        </w:rPr>
+      </w:r>
+    </w:p>
+    <w:p>
+      <w:pPr>
+        <w:bidi/>
+      </w:pPr>
+      <w:r>
+        <w:rPr>
+          <w:rtl/>
+          <w:cs/>
           <w:lang w:val="ar_AE" w:bidi="ar_AE"/>
         </w:rPr>
       </w:r>
@@ -2167,28 +2713,36 @@
       </w:pPr>
       <w:r>
         <w:rPr>
+          <w:rtl/>
+          <w:cs/>
           <w:lang w:val="ar_AE" w:bidi="ar_AE"/>
         </w:rPr>
         <w:t>تيطس 3: 3</w:t>
       </w:r>
       <w:r>
         <w:rPr>
-          <w:lang w:val="ar_AE" w:bidi="ar_AE"/>
-        </w:rPr>
-      </w:r>
-    </w:p>
-    <w:p>
-      <w:pPr>
-        <w:bidi/>
-      </w:pPr>
-      <w:r>
-        <w:rPr>
+          <w:rtl/>
+          <w:cs/>
+          <w:lang w:val="ar_AE" w:bidi="ar_AE"/>
+        </w:rPr>
+      </w:r>
+    </w:p>
+    <w:p>
+      <w:pPr>
+        <w:bidi/>
+      </w:pPr>
+      <w:r>
+        <w:rPr>
+          <w:rtl/>
+          <w:cs/>
           <w:lang w:val="ar_AE" w:bidi="ar_AE"/>
         </w:rPr>
       </w:r>
       <w:r>
         <w:rPr>
           <w:b/>
+          <w:rtl/>
+          <w:cs/>
           <w:lang w:val="ar_AE" w:bidi="ar_AE"/>
         </w:rPr>
         <w:t>ما الذي يضل غير المؤمنين ويستعبدهم؟</w:t>
@@ -2200,32 +2754,42 @@
       </w:pPr>
       <w:r>
         <w:rPr>
-          <w:lang w:val="ar_AE" w:bidi="ar_AE"/>
-        </w:rPr>
-      </w:r>
-      <w:r>
-        <w:rPr>
+          <w:rtl/>
+          <w:cs/>
+          <w:lang w:val="ar_AE" w:bidi="ar_AE"/>
+        </w:rPr>
+      </w:r>
+      <w:r>
+        <w:rPr>
+          <w:rtl/>
+          <w:cs/>
           <w:lang w:val="ar_AE" w:bidi="ar_AE"/>
         </w:rPr>
         <w:t>إن شهواتهم وملذاتهم المختلفة تقودهم إلى الضلال وتستعبدهم.</w:t>
       </w:r>
       <w:r>
         <w:rPr>
-          <w:lang w:val="ar_AE" w:bidi="ar_AE"/>
-        </w:rPr>
-      </w:r>
-      <w:r>
-        <w:rPr>
-          <w:lang w:val="ar_AE" w:bidi="ar_AE"/>
-        </w:rPr>
-      </w:r>
-    </w:p>
-    <w:p>
-      <w:pPr>
-        <w:bidi/>
-      </w:pPr>
-      <w:r>
-        <w:rPr>
+          <w:rtl/>
+          <w:cs/>
+          <w:lang w:val="ar_AE" w:bidi="ar_AE"/>
+        </w:rPr>
+      </w:r>
+      <w:r>
+        <w:rPr>
+          <w:rtl/>
+          <w:cs/>
+          <w:lang w:val="ar_AE" w:bidi="ar_AE"/>
+        </w:rPr>
+      </w:r>
+    </w:p>
+    <w:p>
+      <w:pPr>
+        <w:bidi/>
+      </w:pPr>
+      <w:r>
+        <w:rPr>
+          <w:rtl/>
+          <w:cs/>
           <w:lang w:val="ar_AE" w:bidi="ar_AE"/>
         </w:rPr>
       </w:r>
@@ -2237,28 +2801,36 @@
       </w:pPr>
       <w:r>
         <w:rPr>
+          <w:rtl/>
+          <w:cs/>
           <w:lang w:val="ar_AE" w:bidi="ar_AE"/>
         </w:rPr>
         <w:t>تيطس 3: 5</w:t>
       </w:r>
       <w:r>
         <w:rPr>
-          <w:lang w:val="ar_AE" w:bidi="ar_AE"/>
-        </w:rPr>
-      </w:r>
-    </w:p>
-    <w:p>
-      <w:pPr>
-        <w:bidi/>
-      </w:pPr>
-      <w:r>
-        <w:rPr>
+          <w:rtl/>
+          <w:cs/>
+          <w:lang w:val="ar_AE" w:bidi="ar_AE"/>
+        </w:rPr>
+      </w:r>
+    </w:p>
+    <w:p>
+      <w:pPr>
+        <w:bidi/>
+      </w:pPr>
+      <w:r>
+        <w:rPr>
+          <w:rtl/>
+          <w:cs/>
           <w:lang w:val="ar_AE" w:bidi="ar_AE"/>
         </w:rPr>
       </w:r>
       <w:r>
         <w:rPr>
           <w:b/>
+          <w:rtl/>
+          <w:cs/>
           <w:lang w:val="ar_AE" w:bidi="ar_AE"/>
         </w:rPr>
         <w:t>بأي وسيلة خلصنا الله؟</w:t>
@@ -2270,32 +2842,42 @@
       </w:pPr>
       <w:r>
         <w:rPr>
-          <w:lang w:val="ar_AE" w:bidi="ar_AE"/>
-        </w:rPr>
-      </w:r>
-      <w:r>
-        <w:rPr>
+          <w:rtl/>
+          <w:cs/>
+          <w:lang w:val="ar_AE" w:bidi="ar_AE"/>
+        </w:rPr>
+      </w:r>
+      <w:r>
+        <w:rPr>
+          <w:rtl/>
+          <w:cs/>
           <w:lang w:val="ar_AE" w:bidi="ar_AE"/>
         </w:rPr>
         <w:t>لقد خلصنا عن طريق غُسل الميلاد الثاني (الولادة الجديدة) وتجديد الروح القدس.</w:t>
       </w:r>
       <w:r>
         <w:rPr>
-          <w:lang w:val="ar_AE" w:bidi="ar_AE"/>
-        </w:rPr>
-      </w:r>
-      <w:r>
-        <w:rPr>
-          <w:lang w:val="ar_AE" w:bidi="ar_AE"/>
-        </w:rPr>
-      </w:r>
-    </w:p>
-    <w:p>
-      <w:pPr>
-        <w:bidi/>
-      </w:pPr>
-      <w:r>
-        <w:rPr>
+          <w:rtl/>
+          <w:cs/>
+          <w:lang w:val="ar_AE" w:bidi="ar_AE"/>
+        </w:rPr>
+      </w:r>
+      <w:r>
+        <w:rPr>
+          <w:rtl/>
+          <w:cs/>
+          <w:lang w:val="ar_AE" w:bidi="ar_AE"/>
+        </w:rPr>
+      </w:r>
+    </w:p>
+    <w:p>
+      <w:pPr>
+        <w:bidi/>
+      </w:pPr>
+      <w:r>
+        <w:rPr>
+          <w:rtl/>
+          <w:cs/>
           <w:lang w:val="ar_AE" w:bidi="ar_AE"/>
         </w:rPr>
       </w:r>
@@ -2307,28 +2889,36 @@
       </w:pPr>
       <w:r>
         <w:rPr>
+          <w:rtl/>
+          <w:cs/>
           <w:lang w:val="ar_AE" w:bidi="ar_AE"/>
         </w:rPr>
         <w:t>تيطس 3: 5 (#2)</w:t>
       </w:r>
       <w:r>
         <w:rPr>
-          <w:lang w:val="ar_AE" w:bidi="ar_AE"/>
-        </w:rPr>
-      </w:r>
-    </w:p>
-    <w:p>
-      <w:pPr>
-        <w:bidi/>
-      </w:pPr>
-      <w:r>
-        <w:rPr>
+          <w:rtl/>
+          <w:cs/>
+          <w:lang w:val="ar_AE" w:bidi="ar_AE"/>
+        </w:rPr>
+      </w:r>
+    </w:p>
+    <w:p>
+      <w:pPr>
+        <w:bidi/>
+      </w:pPr>
+      <w:r>
+        <w:rPr>
+          <w:rtl/>
+          <w:cs/>
           <w:lang w:val="ar_AE" w:bidi="ar_AE"/>
         </w:rPr>
       </w:r>
       <w:r>
         <w:rPr>
           <w:b/>
+          <w:rtl/>
+          <w:cs/>
           <w:lang w:val="ar_AE" w:bidi="ar_AE"/>
         </w:rPr>
         <w:t>هل نخلص بسبب الأعمال الصالحة التي قمنا بها أم بسبب رحمة الله؟</w:t>
@@ -2340,32 +2930,42 @@
       </w:pPr>
       <w:r>
         <w:rPr>
-          <w:lang w:val="ar_AE" w:bidi="ar_AE"/>
-        </w:rPr>
-      </w:r>
-      <w:r>
-        <w:rPr>
+          <w:rtl/>
+          <w:cs/>
+          <w:lang w:val="ar_AE" w:bidi="ar_AE"/>
+        </w:rPr>
+      </w:r>
+      <w:r>
+        <w:rPr>
+          <w:rtl/>
+          <w:cs/>
           <w:lang w:val="ar_AE" w:bidi="ar_AE"/>
         </w:rPr>
         <w:t>نحن نخلص فقط بسبب رحمة الله.</w:t>
       </w:r>
       <w:r>
         <w:rPr>
-          <w:lang w:val="ar_AE" w:bidi="ar_AE"/>
-        </w:rPr>
-      </w:r>
-      <w:r>
-        <w:rPr>
-          <w:lang w:val="ar_AE" w:bidi="ar_AE"/>
-        </w:rPr>
-      </w:r>
-    </w:p>
-    <w:p>
-      <w:pPr>
-        <w:bidi/>
-      </w:pPr>
-      <w:r>
-        <w:rPr>
+          <w:rtl/>
+          <w:cs/>
+          <w:lang w:val="ar_AE" w:bidi="ar_AE"/>
+        </w:rPr>
+      </w:r>
+      <w:r>
+        <w:rPr>
+          <w:rtl/>
+          <w:cs/>
+          <w:lang w:val="ar_AE" w:bidi="ar_AE"/>
+        </w:rPr>
+      </w:r>
+    </w:p>
+    <w:p>
+      <w:pPr>
+        <w:bidi/>
+      </w:pPr>
+      <w:r>
+        <w:rPr>
+          <w:rtl/>
+          <w:cs/>
           <w:lang w:val="ar_AE" w:bidi="ar_AE"/>
         </w:rPr>
       </w:r>
@@ -2377,28 +2977,36 @@
       </w:pPr>
       <w:r>
         <w:rPr>
+          <w:rtl/>
+          <w:cs/>
           <w:lang w:val="ar_AE" w:bidi="ar_AE"/>
         </w:rPr>
         <w:t>تيطس 3: 7</w:t>
       </w:r>
       <w:r>
         <w:rPr>
-          <w:lang w:val="ar_AE" w:bidi="ar_AE"/>
-        </w:rPr>
-      </w:r>
-    </w:p>
-    <w:p>
-      <w:pPr>
-        <w:bidi/>
-      </w:pPr>
-      <w:r>
-        <w:rPr>
+          <w:rtl/>
+          <w:cs/>
+          <w:lang w:val="ar_AE" w:bidi="ar_AE"/>
+        </w:rPr>
+      </w:r>
+    </w:p>
+    <w:p>
+      <w:pPr>
+        <w:bidi/>
+      </w:pPr>
+      <w:r>
+        <w:rPr>
+          <w:rtl/>
+          <w:cs/>
           <w:lang w:val="ar_AE" w:bidi="ar_AE"/>
         </w:rPr>
       </w:r>
       <w:r>
         <w:rPr>
           <w:b/>
+          <w:rtl/>
+          <w:cs/>
           <w:lang w:val="ar_AE" w:bidi="ar_AE"/>
         </w:rPr>
         <w:t>بعد أن يبررنا، ما الذي يجعلنا الله نصيره؟</w:t>
@@ -2410,32 +3018,42 @@
       </w:pPr>
       <w:r>
         <w:rPr>
-          <w:lang w:val="ar_AE" w:bidi="ar_AE"/>
-        </w:rPr>
-      </w:r>
-      <w:r>
-        <w:rPr>
+          <w:rtl/>
+          <w:cs/>
+          <w:lang w:val="ar_AE" w:bidi="ar_AE"/>
+        </w:rPr>
+      </w:r>
+      <w:r>
+        <w:rPr>
+          <w:rtl/>
+          <w:cs/>
           <w:lang w:val="ar_AE" w:bidi="ar_AE"/>
         </w:rPr>
         <w:t>الله يجعلنا نصير ورثته.</w:t>
       </w:r>
       <w:r>
         <w:rPr>
-          <w:lang w:val="ar_AE" w:bidi="ar_AE"/>
-        </w:rPr>
-      </w:r>
-      <w:r>
-        <w:rPr>
-          <w:lang w:val="ar_AE" w:bidi="ar_AE"/>
-        </w:rPr>
-      </w:r>
-    </w:p>
-    <w:p>
-      <w:pPr>
-        <w:bidi/>
-      </w:pPr>
-      <w:r>
-        <w:rPr>
+          <w:rtl/>
+          <w:cs/>
+          <w:lang w:val="ar_AE" w:bidi="ar_AE"/>
+        </w:rPr>
+      </w:r>
+      <w:r>
+        <w:rPr>
+          <w:rtl/>
+          <w:cs/>
+          <w:lang w:val="ar_AE" w:bidi="ar_AE"/>
+        </w:rPr>
+      </w:r>
+    </w:p>
+    <w:p>
+      <w:pPr>
+        <w:bidi/>
+      </w:pPr>
+      <w:r>
+        <w:rPr>
+          <w:rtl/>
+          <w:cs/>
           <w:lang w:val="ar_AE" w:bidi="ar_AE"/>
         </w:rPr>
       </w:r>
@@ -2447,28 +3065,36 @@
       </w:pPr>
       <w:r>
         <w:rPr>
+          <w:rtl/>
+          <w:cs/>
           <w:lang w:val="ar_AE" w:bidi="ar_AE"/>
         </w:rPr>
         <w:t>تيطس 3: 8</w:t>
       </w:r>
       <w:r>
         <w:rPr>
-          <w:lang w:val="ar_AE" w:bidi="ar_AE"/>
-        </w:rPr>
-      </w:r>
-    </w:p>
-    <w:p>
-      <w:pPr>
-        <w:bidi/>
-      </w:pPr>
-      <w:r>
-        <w:rPr>
+          <w:rtl/>
+          <w:cs/>
+          <w:lang w:val="ar_AE" w:bidi="ar_AE"/>
+        </w:rPr>
+      </w:r>
+    </w:p>
+    <w:p>
+      <w:pPr>
+        <w:bidi/>
+      </w:pPr>
+      <w:r>
+        <w:rPr>
+          <w:rtl/>
+          <w:cs/>
           <w:lang w:val="ar_AE" w:bidi="ar_AE"/>
         </w:rPr>
       </w:r>
       <w:r>
         <w:rPr>
           <w:b/>
+          <w:rtl/>
+          <w:cs/>
           <w:lang w:val="ar_AE" w:bidi="ar_AE"/>
         </w:rPr>
         <w:t>ماذا يجب على المؤمنين أن يهتموا بممارسته؟</w:t>
@@ -2480,32 +3106,42 @@
       </w:pPr>
       <w:r>
         <w:rPr>
-          <w:lang w:val="ar_AE" w:bidi="ar_AE"/>
-        </w:rPr>
-      </w:r>
-      <w:r>
-        <w:rPr>
+          <w:rtl/>
+          <w:cs/>
+          <w:lang w:val="ar_AE" w:bidi="ar_AE"/>
+        </w:rPr>
+      </w:r>
+      <w:r>
+        <w:rPr>
+          <w:rtl/>
+          <w:cs/>
           <w:lang w:val="ar_AE" w:bidi="ar_AE"/>
         </w:rPr>
         <w:t>يجب على المؤمنين أن يهتموا أن يمارسوا أعمالًا حسنة.</w:t>
       </w:r>
       <w:r>
         <w:rPr>
-          <w:lang w:val="ar_AE" w:bidi="ar_AE"/>
-        </w:rPr>
-      </w:r>
-      <w:r>
-        <w:rPr>
-          <w:lang w:val="ar_AE" w:bidi="ar_AE"/>
-        </w:rPr>
-      </w:r>
-    </w:p>
-    <w:p>
-      <w:pPr>
-        <w:bidi/>
-      </w:pPr>
-      <w:r>
-        <w:rPr>
+          <w:rtl/>
+          <w:cs/>
+          <w:lang w:val="ar_AE" w:bidi="ar_AE"/>
+        </w:rPr>
+      </w:r>
+      <w:r>
+        <w:rPr>
+          <w:rtl/>
+          <w:cs/>
+          <w:lang w:val="ar_AE" w:bidi="ar_AE"/>
+        </w:rPr>
+      </w:r>
+    </w:p>
+    <w:p>
+      <w:pPr>
+        <w:bidi/>
+      </w:pPr>
+      <w:r>
+        <w:rPr>
+          <w:rtl/>
+          <w:cs/>
           <w:lang w:val="ar_AE" w:bidi="ar_AE"/>
         </w:rPr>
       </w:r>
@@ -2517,28 +3153,36 @@
       </w:pPr>
       <w:r>
         <w:rPr>
+          <w:rtl/>
+          <w:cs/>
           <w:lang w:val="ar_AE" w:bidi="ar_AE"/>
         </w:rPr>
         <w:t>تيطس 3: 9</w:t>
       </w:r>
       <w:r>
         <w:rPr>
-          <w:lang w:val="ar_AE" w:bidi="ar_AE"/>
-        </w:rPr>
-      </w:r>
-    </w:p>
-    <w:p>
-      <w:pPr>
-        <w:bidi/>
-      </w:pPr>
-      <w:r>
-        <w:rPr>
+          <w:rtl/>
+          <w:cs/>
+          <w:lang w:val="ar_AE" w:bidi="ar_AE"/>
+        </w:rPr>
+      </w:r>
+    </w:p>
+    <w:p>
+      <w:pPr>
+        <w:bidi/>
+      </w:pPr>
+      <w:r>
+        <w:rPr>
+          <w:rtl/>
+          <w:cs/>
           <w:lang w:val="ar_AE" w:bidi="ar_AE"/>
         </w:rPr>
       </w:r>
       <w:r>
         <w:rPr>
           <w:b/>
+          <w:rtl/>
+          <w:cs/>
           <w:lang w:val="ar_AE" w:bidi="ar_AE"/>
         </w:rPr>
         <w:t>ماذا يجب أن يتجنب المؤمنون؟</w:t>
@@ -2550,32 +3194,42 @@
       </w:pPr>
       <w:r>
         <w:rPr>
-          <w:lang w:val="ar_AE" w:bidi="ar_AE"/>
-        </w:rPr>
-      </w:r>
-      <w:r>
-        <w:rPr>
+          <w:rtl/>
+          <w:cs/>
+          <w:lang w:val="ar_AE" w:bidi="ar_AE"/>
+        </w:rPr>
+      </w:r>
+      <w:r>
+        <w:rPr>
+          <w:rtl/>
+          <w:cs/>
           <w:lang w:val="ar_AE" w:bidi="ar_AE"/>
         </w:rPr>
         <w:t>يجب على المؤمنين تجنب المباحثات الغبية، والأنساب، والخصومات، والمنازعات الناموسية.</w:t>
       </w:r>
       <w:r>
         <w:rPr>
-          <w:lang w:val="ar_AE" w:bidi="ar_AE"/>
-        </w:rPr>
-      </w:r>
-      <w:r>
-        <w:rPr>
-          <w:lang w:val="ar_AE" w:bidi="ar_AE"/>
-        </w:rPr>
-      </w:r>
-    </w:p>
-    <w:p>
-      <w:pPr>
-        <w:bidi/>
-      </w:pPr>
-      <w:r>
-        <w:rPr>
+          <w:rtl/>
+          <w:cs/>
+          <w:lang w:val="ar_AE" w:bidi="ar_AE"/>
+        </w:rPr>
+      </w:r>
+      <w:r>
+        <w:rPr>
+          <w:rtl/>
+          <w:cs/>
+          <w:lang w:val="ar_AE" w:bidi="ar_AE"/>
+        </w:rPr>
+      </w:r>
+    </w:p>
+    <w:p>
+      <w:pPr>
+        <w:bidi/>
+      </w:pPr>
+      <w:r>
+        <w:rPr>
+          <w:rtl/>
+          <w:cs/>
           <w:lang w:val="ar_AE" w:bidi="ar_AE"/>
         </w:rPr>
       </w:r>
@@ -2587,28 +3241,36 @@
       </w:pPr>
       <w:r>
         <w:rPr>
+          <w:rtl/>
+          <w:cs/>
           <w:lang w:val="ar_AE" w:bidi="ar_AE"/>
         </w:rPr>
         <w:t>تيطس 3: 10</w:t>
       </w:r>
       <w:r>
         <w:rPr>
-          <w:lang w:val="ar_AE" w:bidi="ar_AE"/>
-        </w:rPr>
-      </w:r>
-    </w:p>
-    <w:p>
-      <w:pPr>
-        <w:bidi/>
-      </w:pPr>
-      <w:r>
-        <w:rPr>
+          <w:rtl/>
+          <w:cs/>
+          <w:lang w:val="ar_AE" w:bidi="ar_AE"/>
+        </w:rPr>
+      </w:r>
+    </w:p>
+    <w:p>
+      <w:pPr>
+        <w:bidi/>
+      </w:pPr>
+      <w:r>
+        <w:rPr>
+          <w:rtl/>
+          <w:cs/>
           <w:lang w:val="ar_AE" w:bidi="ar_AE"/>
         </w:rPr>
       </w:r>
       <w:r>
         <w:rPr>
           <w:b/>
+          <w:rtl/>
+          <w:cs/>
           <w:lang w:val="ar_AE" w:bidi="ar_AE"/>
         </w:rPr>
         <w:t>من يجب أن نرفض بعد الإنذار مرة ومرتين؟</w:t>
@@ -2620,32 +3282,42 @@
       </w:pPr>
       <w:r>
         <w:rPr>
-          <w:lang w:val="ar_AE" w:bidi="ar_AE"/>
-        </w:rPr>
-      </w:r>
-      <w:r>
-        <w:rPr>
+          <w:rtl/>
+          <w:cs/>
+          <w:lang w:val="ar_AE" w:bidi="ar_AE"/>
+        </w:rPr>
+      </w:r>
+      <w:r>
+        <w:rPr>
+          <w:rtl/>
+          <w:cs/>
           <w:lang w:val="ar_AE" w:bidi="ar_AE"/>
         </w:rPr>
         <w:t>يجب أن نرفض الرجل المُبتدع الذي يسبب الانقسام.</w:t>
       </w:r>
       <w:r>
         <w:rPr>
-          <w:lang w:val="ar_AE" w:bidi="ar_AE"/>
-        </w:rPr>
-      </w:r>
-      <w:r>
-        <w:rPr>
-          <w:lang w:val="ar_AE" w:bidi="ar_AE"/>
-        </w:rPr>
-      </w:r>
-    </w:p>
-    <w:p>
-      <w:pPr>
-        <w:bidi/>
-      </w:pPr>
-      <w:r>
-        <w:rPr>
+          <w:rtl/>
+          <w:cs/>
+          <w:lang w:val="ar_AE" w:bidi="ar_AE"/>
+        </w:rPr>
+      </w:r>
+      <w:r>
+        <w:rPr>
+          <w:rtl/>
+          <w:cs/>
+          <w:lang w:val="ar_AE" w:bidi="ar_AE"/>
+        </w:rPr>
+      </w:r>
+    </w:p>
+    <w:p>
+      <w:pPr>
+        <w:bidi/>
+      </w:pPr>
+      <w:r>
+        <w:rPr>
+          <w:rtl/>
+          <w:cs/>
           <w:lang w:val="ar_AE" w:bidi="ar_AE"/>
         </w:rPr>
       </w:r>
@@ -2657,28 +3329,36 @@
       </w:pPr>
       <w:r>
         <w:rPr>
+          <w:rtl/>
+          <w:cs/>
           <w:lang w:val="ar_AE" w:bidi="ar_AE"/>
         </w:rPr>
         <w:t>تيطس 3: 14</w:t>
       </w:r>
       <w:r>
         <w:rPr>
-          <w:lang w:val="ar_AE" w:bidi="ar_AE"/>
-        </w:rPr>
-      </w:r>
-    </w:p>
-    <w:p>
-      <w:pPr>
-        <w:bidi/>
-      </w:pPr>
-      <w:r>
-        <w:rPr>
+          <w:rtl/>
+          <w:cs/>
+          <w:lang w:val="ar_AE" w:bidi="ar_AE"/>
+        </w:rPr>
+      </w:r>
+    </w:p>
+    <w:p>
+      <w:pPr>
+        <w:bidi/>
+      </w:pPr>
+      <w:r>
+        <w:rPr>
+          <w:rtl/>
+          <w:cs/>
           <w:lang w:val="ar_AE" w:bidi="ar_AE"/>
         </w:rPr>
       </w:r>
       <w:r>
         <w:rPr>
           <w:b/>
+          <w:rtl/>
+          <w:cs/>
           <w:lang w:val="ar_AE" w:bidi="ar_AE"/>
         </w:rPr>
         <w:t>فيما يجب أن ينخرط المؤمنون ليكونوا مثمرين؟</w:t>
@@ -2690,22 +3370,30 @@
       </w:pPr>
       <w:r>
         <w:rPr>
-          <w:lang w:val="ar_AE" w:bidi="ar_AE"/>
-        </w:rPr>
-      </w:r>
-      <w:r>
-        <w:rPr>
+          <w:rtl/>
+          <w:cs/>
+          <w:lang w:val="ar_AE" w:bidi="ar_AE"/>
+        </w:rPr>
+      </w:r>
+      <w:r>
+        <w:rPr>
+          <w:rtl/>
+          <w:cs/>
           <w:lang w:val="ar_AE" w:bidi="ar_AE"/>
         </w:rPr>
         <w:t>يجب على المؤمنين أن يتعلموا أن يمارسوا الأعمال الحسنة التي توفر الحاجات الضرورية.</w:t>
       </w:r>
       <w:r>
         <w:rPr>
-          <w:lang w:val="ar_AE" w:bidi="ar_AE"/>
-        </w:rPr>
-      </w:r>
-      <w:r>
-        <w:rPr>
+          <w:rtl/>
+          <w:cs/>
+          <w:lang w:val="ar_AE" w:bidi="ar_AE"/>
+        </w:rPr>
+      </w:r>
+      <w:r>
+        <w:rPr>
+          <w:rtl/>
+          <w:cs/>
           <w:lang w:val="ar_AE" w:bidi="ar_AE"/>
         </w:rPr>
       </w:r>
